--- a/specifications/TMFC010-ResourceCatalogManagement/Diagrams/TMFC010_Resource_Catalog_Management.docx
+++ b/specifications/TMFC010-ResourceCatalogManagement/Diagrams/TMFC010_Resource_Catalog_Management.docx
@@ -210,704 +210,6 @@
         <w:t>eTOM Processes, SID Data Entities and Functional Framework Functions</w:t>
       </w:r>
     </w:p>
-    <w:p>
-      <w:pPr>
-        <w:pStyle w:val="Heading2"/>
-      </w:pPr>
-      <w:r>
-        <w:t>eTOM business activities</w:t>
-      </w:r>
-    </w:p>
-    <w:p>
-      <w:r>
-        <w:t>eTOM business activities this ODA Component is responsible for:</w:t>
-      </w:r>
-    </w:p>
-    <w:tbl>
-      <w:tblPr>
-        <w:tblStyle w:val="ScrollTableNormal"/>
-        <w:tblW w:type="auto" w:w="0"/>
-        <w:tblLayout w:type="autofit"/>
-        <w:tblLook w:val="04A0" w:firstRow="1" w:lastRow="0" w:firstColumn="0" w:lastColumn="0" w:noHBand="0" w:noVBand="1"/>
-        <w:tblBorders>
-          <w:top w:val="single" w:sz="4" w:space="0" w:color="999999"/>
-          <w:left w:val="single" w:sz="4" w:space="0" w:color="999999"/>
-          <w:bottom w:val="single" w:sz="4" w:space="0" w:color="999999"/>
-          <w:right w:val="single" w:sz="4" w:space="0" w:color="999999"/>
-          <w:insideH w:val="single" w:sz="4" w:space="0" w:color="999999"/>
-          <w:insideV w:val="single" w:sz="4" w:space="0" w:color="999999"/>
-        </w:tblBorders>
-      </w:tblPr>
-      <w:tblGrid>
-        <w:gridCol w:w="2124"/>
-        <w:gridCol w:w="2124"/>
-        <w:gridCol w:w="2124"/>
-        <w:gridCol w:w="2124"/>
-      </w:tblGrid>
-      <w:tr>
-        <w:trPr>
-          <w:tblHeader/>
-        </w:trPr>
-        <w:tc>
-          <w:tcPr>
-            <w:tcW w:type="dxa" w:w="1404"/>
-          </w:tcPr>
-          <w:p>
-            <w:r/>
-            <w:r>
-              <w:rPr>
-                <w:b/>
-              </w:rPr>
-              <w:t>Identifier</w:t>
-            </w:r>
-          </w:p>
-        </w:tc>
-        <w:tc>
-          <w:tcPr>
-            <w:tcW w:type="dxa" w:w="1123"/>
-          </w:tcPr>
-          <w:p>
-            <w:r/>
-            <w:r>
-              <w:rPr>
-                <w:b/>
-              </w:rPr>
-              <w:t>Level</w:t>
-            </w:r>
-          </w:p>
-        </w:tc>
-        <w:tc>
-          <w:tcPr>
-            <w:tcW w:type="dxa" w:w="3463"/>
-          </w:tcPr>
-          <w:p>
-            <w:r/>
-            <w:r>
-              <w:rPr>
-                <w:b/>
-              </w:rPr>
-              <w:t>Business Activity Name</w:t>
-            </w:r>
-          </w:p>
-        </w:tc>
-        <w:tc>
-          <w:tcPr>
-            <w:tcW w:type="dxa" w:w="3370"/>
-          </w:tcPr>
-          <w:p>
-            <w:r/>
-            <w:r>
-              <w:rPr>
-                <w:b/>
-              </w:rPr>
-              <w:t>Description</w:t>
-            </w:r>
-          </w:p>
-        </w:tc>
-      </w:tr>
-      <w:tr>
-        <w:tc>
-          <w:tcPr>
-            <w:tcW w:type="dxa" w:w="1404"/>
-          </w:tcPr>
-          <w:p>
-            <w:r/>
-            <w:r>
-              <w:t>1.5.15</w:t>
-            </w:r>
-          </w:p>
-        </w:tc>
-        <w:tc>
-          <w:tcPr>
-            <w:tcW w:type="dxa" w:w="1123"/>
-          </w:tcPr>
-          <w:p>
-            <w:r/>
-            <w:r>
-              <w:t>L2</w:t>
-            </w:r>
-          </w:p>
-        </w:tc>
-        <w:tc>
-          <w:tcPr>
-            <w:tcW w:type="dxa" w:w="3463"/>
-          </w:tcPr>
-          <w:p>
-            <w:r/>
-            <w:r>
-              <w:t>Resource Catalog Lifecycle Management</w:t>
-            </w:r>
-          </w:p>
-        </w:tc>
-        <w:tc>
-          <w:tcPr>
-            <w:tcW w:type="dxa" w:w="3370"/>
-          </w:tcPr>
-          <w:p>
-            <w:r/>
-            <w:r>
-              <w:t>Catalog Lifecycle Management business process covers a set of business activities that enable manage the lifecycle of an organizations catalog from design to build according to defined requirements. / Catalog Lifecycle Management proves the overarching governance to manage all the stages in the realization and operationalization of the Product/Service/Resource Catalog in support of the organizations business goals.</w:t>
-            </w:r>
-          </w:p>
-        </w:tc>
-      </w:tr>
-      <w:tr>
-        <w:tc>
-          <w:tcPr>
-            <w:tcW w:type="dxa" w:w="1404"/>
-          </w:tcPr>
-          <w:p>
-            <w:r/>
-            <w:r>
-              <w:t>1.5.16</w:t>
-            </w:r>
-          </w:p>
-        </w:tc>
-        <w:tc>
-          <w:tcPr>
-            <w:tcW w:type="dxa" w:w="1123"/>
-          </w:tcPr>
-          <w:p>
-            <w:r/>
-            <w:r>
-              <w:t>L2</w:t>
-            </w:r>
-          </w:p>
-        </w:tc>
-        <w:tc>
-          <w:tcPr>
-            <w:tcW w:type="dxa" w:w="3463"/>
-          </w:tcPr>
-          <w:p>
-            <w:r/>
-            <w:r>
-              <w:t>Resource Catalog Operational Readiness Management</w:t>
-            </w:r>
-          </w:p>
-        </w:tc>
-        <w:tc>
-          <w:tcPr>
-            <w:tcW w:type="dxa" w:w="3370"/>
-          </w:tcPr>
-          <w:p>
-            <w:r/>
-            <w:r>
-              <w:t>Resource Catalog Operational Readiness Management business process establishes and administers the support needed to operationalize Resource catalogs for ongoing day-to-day business needs. / These business activities implement the Resource Catalog through Release and Deploy business activities.</w:t>
-            </w:r>
-          </w:p>
-        </w:tc>
-      </w:tr>
-      <w:tr>
-        <w:tc>
-          <w:tcPr>
-            <w:tcW w:type="dxa" w:w="1404"/>
-          </w:tcPr>
-          <w:p>
-            <w:r/>
-            <w:r>
-              <w:t>1.5.17</w:t>
-            </w:r>
-          </w:p>
-        </w:tc>
-        <w:tc>
-          <w:tcPr>
-            <w:tcW w:type="dxa" w:w="1123"/>
-          </w:tcPr>
-          <w:p>
-            <w:r/>
-            <w:r>
-              <w:t>L2</w:t>
-            </w:r>
-          </w:p>
-        </w:tc>
-        <w:tc>
-          <w:tcPr>
-            <w:tcW w:type="dxa" w:w="3463"/>
-          </w:tcPr>
-          <w:p>
-            <w:r/>
-            <w:r>
-              <w:t>Resource Catalog Content Management</w:t>
-            </w:r>
-          </w:p>
-        </w:tc>
-        <w:tc>
-          <w:tcPr>
-            <w:tcW w:type="dxa" w:w="3370"/>
-          </w:tcPr>
-          <w:p>
-            <w:r/>
-            <w:r>
-              <w:t>Resource Catalog Content Management business process define and provide the business activities that support the day-to-day operations of Resource Catalogs in order to realize the business operations goals. / Resource Catalog Content Management business processes include administering the Resource Catalog instance in production, maintaining catalog entries, assuring catalogs, managing catalog access, managing entry lifecycle through versioning, handling catalog entity entry and changes, supporting distribution of catalogs as needed, and supporting user-facing activities.</w:t>
-            </w:r>
-          </w:p>
-        </w:tc>
-      </w:tr>
-      <w:tr>
-        <w:tc>
-          <w:tcPr>
-            <w:tcW w:type="dxa" w:w="1404"/>
-          </w:tcPr>
-          <w:p>
-            <w:r/>
-            <w:r>
-              <w:t>1.5.18</w:t>
-            </w:r>
-          </w:p>
-        </w:tc>
-        <w:tc>
-          <w:tcPr>
-            <w:tcW w:type="dxa" w:w="1123"/>
-          </w:tcPr>
-          <w:p>
-            <w:r/>
-            <w:r>
-              <w:t>L2</w:t>
-            </w:r>
-          </w:p>
-        </w:tc>
-        <w:tc>
-          <w:tcPr>
-            <w:tcW w:type="dxa" w:w="3463"/>
-          </w:tcPr>
-          <w:p>
-            <w:r/>
-            <w:r>
-              <w:t>Resource Catalog Planning Management</w:t>
-            </w:r>
-          </w:p>
-        </w:tc>
-        <w:tc>
-          <w:tcPr>
-            <w:tcW w:type="dxa" w:w="3370"/>
-          </w:tcPr>
-          <w:p>
-            <w:r/>
-            <w:r>
-              <w:t>Resource Catalog Planning Management business process covers a set of business activities that understand and enable establish the plan to define, design and operationalize a catalog in order to meet the needs and objectives of Resource cataloging. / The Resource Catalog Planning Management business process ensure that the organization is able to identify the most appropriate scheme and goal for it catalog. It includes designing the Catalog plan and developing the specification according to Resource management requirement.</w:t>
-            </w:r>
-          </w:p>
-        </w:tc>
-      </w:tr>
-      <w:tr>
-        <w:tc>
-          <w:tcPr>
-            <w:tcW w:type="dxa" w:w="1404"/>
-          </w:tcPr>
-          <w:p>
-            <w:r/>
-            <w:r>
-              <w:t>1.5.19</w:t>
-            </w:r>
-          </w:p>
-        </w:tc>
-        <w:tc>
-          <w:tcPr>
-            <w:tcW w:type="dxa" w:w="1123"/>
-          </w:tcPr>
-          <w:p>
-            <w:r/>
-            <w:r>
-              <w:t>L2</w:t>
-            </w:r>
-          </w:p>
-        </w:tc>
-        <w:tc>
-          <w:tcPr>
-            <w:tcW w:type="dxa" w:w="3463"/>
-          </w:tcPr>
-          <w:p>
-            <w:r/>
-            <w:r>
-              <w:t>Resource Specification Management</w:t>
-            </w:r>
-          </w:p>
-        </w:tc>
-        <w:tc>
-          <w:tcPr>
-            <w:tcW w:type="dxa" w:w="3370"/>
-          </w:tcPr>
-          <w:p>
-            <w:r/>
-            <w:r>
-              <w:t>Resource Specification Management business process leverages captured resource requirements to develop, master, analyze, and update documented standard conditions that must be satisfied by a resource design and/or delivery. / Resource Specifications Management can result in establishing in a centralized way, technical (know-how) standards. Such standards provide the organization with a means to control and approve the values and inputs of specification through structure, review, approval and distribution processes to stakeholders and suppliers.</w:t>
-            </w:r>
-          </w:p>
-        </w:tc>
-      </w:tr>
-      <w:tr>
-        <w:tc>
-          <w:tcPr>
-            <w:tcW w:type="dxa" w:w="1404"/>
-          </w:tcPr>
-          <w:p>
-            <w:r/>
-            <w:r>
-              <w:t>1.5.3</w:t>
-            </w:r>
-          </w:p>
-        </w:tc>
-        <w:tc>
-          <w:tcPr>
-            <w:tcW w:type="dxa" w:w="1123"/>
-          </w:tcPr>
-          <w:p>
-            <w:r/>
-            <w:r>
-              <w:t>L2</w:t>
-            </w:r>
-          </w:p>
-        </w:tc>
-        <w:tc>
-          <w:tcPr>
-            <w:tcW w:type="dxa" w:w="3463"/>
-          </w:tcPr>
-          <w:p>
-            <w:r/>
-            <w:r>
-              <w:t>Resource Specification Development &amp; Retirement</w:t>
-            </w:r>
-          </w:p>
-        </w:tc>
-        <w:tc>
-          <w:tcPr>
-            <w:tcW w:type="dxa" w:w="3370"/>
-          </w:tcPr>
-          <w:p>
-            <w:r/>
-            <w:r>
-              <w:t>Resource Specification Development &amp; Retirement processes develop new, or enhance existing technologies and associated resource types, so that new Products are available to be sold to customers. They use the capability definition or requirements defined by Resource Strategy &amp; Planning They also decide whether to acquire resources from outside, taking into account the overall business policy in that respect. These processes also retire or remove technology and associated resource types, which are no longer required by the enterprise. / Resource types may be built, or in some cases leased from other parties. To ensure the most efficient and effective solution can be used, negotiations on network level agreements with other parties are paramount for both building and leasing. / These processes interact strongly with Product and Engaged Party Development processes.</w:t>
-            </w:r>
-          </w:p>
-        </w:tc>
-      </w:tr>
-      <w:tr>
-        <w:tc>
-          <w:tcPr>
-            <w:tcW w:type="dxa" w:w="1404"/>
-          </w:tcPr>
-          <w:p>
-            <w:r/>
-            <w:r>
-              <w:t>1.5.3.4</w:t>
-            </w:r>
-          </w:p>
-        </w:tc>
-        <w:tc>
-          <w:tcPr>
-            <w:tcW w:type="dxa" w:w="1123"/>
-          </w:tcPr>
-          <w:p>
-            <w:r/>
-            <w:r>
-              <w:t>L3</w:t>
-            </w:r>
-          </w:p>
-        </w:tc>
-        <w:tc>
-          <w:tcPr>
-            <w:tcW w:type="dxa" w:w="3463"/>
-          </w:tcPr>
-          <w:p>
-            <w:r/>
-            <w:r>
-              <w:t>Develop Detailed Resource Specifications</w:t>
-            </w:r>
-          </w:p>
-        </w:tc>
-        <w:tc>
-          <w:tcPr>
-            <w:tcW w:type="dxa" w:w="3370"/>
-          </w:tcPr>
-          <w:p>
-            <w:r/>
-            <w:r>
-              <w:t>The Develop Detailed Resource Specifications processes develop and document the detailed resource-related technical, performance and operational specifications, and manuals. These processes develop and document the required resource features, the specific technology requirements and selections, the specific operational, performance and quality requirements and support activities, any resource specific data required for the systems and network infrastructure. The Develop Detailed Resource Specifications processes provide input to these specifications. The processes ensure that all detailed specifications are produced and appropriately documented. Additionally, the processes ensure that the documentation is captured in an appropriate enterprise repository.</w:t>
-            </w:r>
-          </w:p>
-        </w:tc>
-      </w:tr>
-    </w:tbl>
-    <w:p/>
-    <w:p>
-      <w:pPr>
-        <w:pStyle w:val="Heading2"/>
-      </w:pPr>
-      <w:r>
-        <w:t>SID ABEs</w:t>
-      </w:r>
-    </w:p>
-    <w:p>
-      <w:r>
-        <w:t>SID ABEs this ODA Component is responsible for:</w:t>
-      </w:r>
-    </w:p>
-    <w:tbl>
-      <w:tblPr>
-        <w:tblStyle w:val="ScrollTableNormal"/>
-        <w:tblW w:type="auto" w:w="0"/>
-        <w:tblLayout w:type="autofit"/>
-        <w:tblLook w:val="04A0" w:firstRow="1" w:lastRow="0" w:firstColumn="0" w:lastColumn="0" w:noHBand="0" w:noVBand="1"/>
-        <w:tblBorders>
-          <w:top w:val="single" w:sz="4" w:space="0" w:color="999999"/>
-          <w:left w:val="single" w:sz="4" w:space="0" w:color="999999"/>
-          <w:bottom w:val="single" w:sz="4" w:space="0" w:color="999999"/>
-          <w:right w:val="single" w:sz="4" w:space="0" w:color="999999"/>
-          <w:insideH w:val="single" w:sz="4" w:space="0" w:color="999999"/>
-          <w:insideV w:val="single" w:sz="4" w:space="0" w:color="999999"/>
-        </w:tblBorders>
-      </w:tblPr>
-      <w:tblGrid>
-        <w:gridCol w:w="2124"/>
-        <w:gridCol w:w="2124"/>
-        <w:gridCol w:w="2124"/>
-        <w:gridCol w:w="2124"/>
-      </w:tblGrid>
-      <w:tr>
-        <w:trPr>
-          <w:tblHeader/>
-        </w:trPr>
-        <w:tc>
-          <w:tcPr>
-            <w:tcW w:type="dxa" w:w="1778"/>
-          </w:tcPr>
-          <w:p>
-            <w:r/>
-            <w:r>
-              <w:rPr>
-                <w:b/>
-              </w:rPr>
-              <w:t>SID ABE Level 1</w:t>
-            </w:r>
-          </w:p>
-        </w:tc>
-        <w:tc>
-          <w:tcPr>
-            <w:tcW w:type="dxa" w:w="2246"/>
-          </w:tcPr>
-          <w:p>
-            <w:r/>
-            <w:r>
-              <w:rPr>
-                <w:b/>
-              </w:rPr>
-              <w:t>SID ABE Level 2 (or set of BEs)</w:t>
-            </w:r>
-          </w:p>
-        </w:tc>
-        <w:tc>
-          <w:tcPr>
-            <w:tcW w:type="dxa" w:w="2621"/>
-          </w:tcPr>
-          <w:p>
-            <w:r/>
-            <w:r>
-              <w:rPr>
-                <w:b/>
-              </w:rPr>
-              <w:t>SID ABE L1 Definition</w:t>
-            </w:r>
-          </w:p>
-        </w:tc>
-        <w:tc>
-          <w:tcPr>
-            <w:tcW w:type="dxa" w:w="2714"/>
-          </w:tcPr>
-          <w:p>
-            <w:r/>
-            <w:r>
-              <w:rPr>
-                <w:b/>
-              </w:rPr>
-              <w:t>SID ABE L2 Definition</w:t>
-            </w:r>
-          </w:p>
-        </w:tc>
-      </w:tr>
-      <w:tr>
-        <w:tc>
-          <w:tcPr>
-            <w:tcW w:type="dxa" w:w="1778"/>
-          </w:tcPr>
-          <w:p>
-            <w:r/>
-            <w:r>
-              <w:t>Resource Specification</w:t>
-            </w:r>
-          </w:p>
-        </w:tc>
-        <w:tc>
-          <w:tcPr>
-            <w:tcW w:type="dxa" w:w="2246"/>
-          </w:tcPr>
-          <w:p>
-            <w:r/>
-            <w:r/>
-          </w:p>
-        </w:tc>
-        <w:tc>
-          <w:tcPr>
-            <w:tcW w:type="dxa" w:w="2621"/>
-          </w:tcPr>
-          <w:p>
-            <w:r/>
-            <w:r>
-              <w:t>The Resource Specification ABE contains entities that define the shared characteristics and behavior of each of the three types of Resource entities. This enables multiple instances to be derived from a single specification entity. In this derivation, each instance will use the shared characteristics and behavior defined in its associated template. A ResourceSpecification might be Physical such as a handset, Logical such as an IP address or Compound i.e. composed of Logical and / or Physical Resources such as a Box with its firmware.</w:t>
-            </w:r>
-          </w:p>
-        </w:tc>
-        <w:tc>
-          <w:tcPr>
-            <w:tcW w:type="dxa" w:w="2714"/>
-          </w:tcPr>
-          <w:p>
-            <w:r/>
-            <w:r>
-              <w:t>*(no description available)*</w:t>
-            </w:r>
-          </w:p>
-        </w:tc>
-      </w:tr>
-      <w:tr>
-        <w:tc>
-          <w:tcPr>
-            <w:tcW w:type="dxa" w:w="1778"/>
-          </w:tcPr>
-          <w:p>
-            <w:r/>
-            <w:r>
-              <w:t>Resource Performance</w:t>
-            </w:r>
-          </w:p>
-        </w:tc>
-        <w:tc>
-          <w:tcPr>
-            <w:tcW w:type="dxa" w:w="2246"/>
-          </w:tcPr>
-          <w:p>
-            <w:r/>
-            <w:r>
-              <w:t>ResourcePerformanceSpecification</w:t>
-            </w:r>
-          </w:p>
-        </w:tc>
-        <w:tc>
-          <w:tcPr>
-            <w:tcW w:type="dxa" w:w="2621"/>
-          </w:tcPr>
-          <w:p>
-            <w:r/>
-            <w:r>
-              <w:t>The Resource Performance ABE collects information used to correlate, consolidate, and validate various performance statistics and other operational characteristics of Resources. Each of these entities also enables network performance assessment against planned goals, performs various aspects of trend analysis, including error rate and cause analysis and Resource degradation. Entities in this ABE also includes statistics defining Resource loading, and traffic trend analysis.</w:t>
-            </w:r>
-          </w:p>
-        </w:tc>
-        <w:tc>
-          <w:tcPr>
-            <w:tcW w:type="dxa" w:w="2714"/>
-          </w:tcPr>
-          <w:p>
-            <w:r/>
-            <w:r>
-              <w:t>A measure of the manner in which a Resource is functioning.</w:t>
-            </w:r>
-          </w:p>
-        </w:tc>
-      </w:tr>
-      <w:tr>
-        <w:tc>
-          <w:tcPr>
-            <w:tcW w:type="dxa" w:w="1778"/>
-          </w:tcPr>
-          <w:p>
-            <w:r/>
-            <w:r>
-              <w:t>Resource Usage</w:t>
-            </w:r>
-          </w:p>
-        </w:tc>
-        <w:tc>
-          <w:tcPr>
-            <w:tcW w:type="dxa" w:w="2246"/>
-          </w:tcPr>
-          <w:p>
-            <w:r/>
-            <w:r>
-              <w:t>ResourceUsageSpec</w:t>
-            </w:r>
-          </w:p>
-        </w:tc>
-        <w:tc>
-          <w:tcPr>
-            <w:tcW w:type="dxa" w:w="2621"/>
-          </w:tcPr>
-          <w:p>
-            <w:r/>
-            <w:r>
-              <w:t>The Resource Usage ABE represents the specification of Resource Usage types and collects Resource Usage records with their characteristics (a.k.a. consumption data). The entities in this ABE provide physical, logical, and network usage information.</w:t>
-            </w:r>
-          </w:p>
-        </w:tc>
-        <w:tc>
-          <w:tcPr>
-            <w:tcW w:type="dxa" w:w="2714"/>
-          </w:tcPr>
-          <w:p>
-            <w:r/>
-            <w:r>
-              <w:t>This Entity defines the attributes that are common to all resources that make up a Product or used to configure a Service or to support an enterprise infrastructure.</w:t>
-            </w:r>
-          </w:p>
-        </w:tc>
-      </w:tr>
-      <w:tr>
-        <w:tc>
-          <w:tcPr>
-            <w:tcW w:type="dxa" w:w="1778"/>
-          </w:tcPr>
-          <w:p>
-            <w:r/>
-            <w:r>
-              <w:t>Resource Configuration</w:t>
-            </w:r>
-          </w:p>
-        </w:tc>
-        <w:tc>
-          <w:tcPr>
-            <w:tcW w:type="dxa" w:w="2246"/>
-          </w:tcPr>
-          <w:p>
-            <w:r/>
-            <w:r>
-              <w:t>ResourceConfigSpec</w:t>
-            </w:r>
-          </w:p>
-        </w:tc>
-        <w:tc>
-          <w:tcPr>
-            <w:tcW w:type="dxa" w:w="2621"/>
-          </w:tcPr>
-          <w:p>
-            <w:r/>
-            <w:r>
-              <w:t>The Resource Configuration ABE represents the specification of the different possible Resource configurations as well as the Resource Configurations instantiated for a Resource.</w:t>
-            </w:r>
-          </w:p>
-        </w:tc>
-        <w:tc>
-          <w:tcPr>
-            <w:tcW w:type="dxa" w:w="2714"/>
-          </w:tcPr>
-          <w:p>
-            <w:r/>
-            <w:r>
-              <w:t>The definition of how a Resource operates or functions in terms of CharacteristicSpecification(s) and related ResourceSpec(s).</w:t>
-            </w:r>
-          </w:p>
-        </w:tc>
-      </w:tr>
-    </w:tbl>
-    <w:p/>
     <w:p>
       <w:pPr>
         <w:pStyle w:val="Heading2"/>
@@ -965,6 +267,704 @@
         <w:pStyle w:val="Heading2"/>
       </w:pPr>
       <w:r>
+        <w:t>eTOM business activities</w:t>
+      </w:r>
+    </w:p>
+    <w:p>
+      <w:r>
+        <w:t>eTOM business activities this ODA Component is responsible for:</w:t>
+      </w:r>
+    </w:p>
+    <w:tbl>
+      <w:tblPr>
+        <w:tblStyle w:val="ScrollTableNormal"/>
+        <w:tblW w:type="auto" w:w="0"/>
+        <w:tblLayout w:type="autofit"/>
+        <w:tblLook w:val="04A0" w:firstRow="1" w:lastRow="0" w:firstColumn="0" w:lastColumn="0" w:noHBand="0" w:noVBand="1"/>
+        <w:tblBorders>
+          <w:top w:val="single" w:sz="4" w:space="0" w:color="999999"/>
+          <w:left w:val="single" w:sz="4" w:space="0" w:color="999999"/>
+          <w:bottom w:val="single" w:sz="4" w:space="0" w:color="999999"/>
+          <w:right w:val="single" w:sz="4" w:space="0" w:color="999999"/>
+          <w:insideH w:val="single" w:sz="4" w:space="0" w:color="999999"/>
+          <w:insideV w:val="single" w:sz="4" w:space="0" w:color="999999"/>
+        </w:tblBorders>
+      </w:tblPr>
+      <w:tblGrid>
+        <w:gridCol w:w="2124"/>
+        <w:gridCol w:w="2124"/>
+        <w:gridCol w:w="2124"/>
+        <w:gridCol w:w="2124"/>
+      </w:tblGrid>
+      <w:tr>
+        <w:trPr>
+          <w:tblHeader/>
+        </w:trPr>
+        <w:tc>
+          <w:tcPr>
+            <w:tcW w:type="dxa" w:w="1404"/>
+          </w:tcPr>
+          <w:p>
+            <w:r/>
+            <w:r>
+              <w:rPr>
+                <w:b/>
+              </w:rPr>
+              <w:t>Identifier</w:t>
+            </w:r>
+          </w:p>
+        </w:tc>
+        <w:tc>
+          <w:tcPr>
+            <w:tcW w:type="dxa" w:w="1123"/>
+          </w:tcPr>
+          <w:p>
+            <w:r/>
+            <w:r>
+              <w:rPr>
+                <w:b/>
+              </w:rPr>
+              <w:t>Level</w:t>
+            </w:r>
+          </w:p>
+        </w:tc>
+        <w:tc>
+          <w:tcPr>
+            <w:tcW w:type="dxa" w:w="3463"/>
+          </w:tcPr>
+          <w:p>
+            <w:r/>
+            <w:r>
+              <w:rPr>
+                <w:b/>
+              </w:rPr>
+              <w:t>Business Activity Name</w:t>
+            </w:r>
+          </w:p>
+        </w:tc>
+        <w:tc>
+          <w:tcPr>
+            <w:tcW w:type="dxa" w:w="3370"/>
+          </w:tcPr>
+          <w:p>
+            <w:r/>
+            <w:r>
+              <w:rPr>
+                <w:b/>
+              </w:rPr>
+              <w:t>Description</w:t>
+            </w:r>
+          </w:p>
+        </w:tc>
+      </w:tr>
+      <w:tr>
+        <w:tc>
+          <w:tcPr>
+            <w:tcW w:type="dxa" w:w="1404"/>
+          </w:tcPr>
+          <w:p>
+            <w:r/>
+            <w:r>
+              <w:t>1.5.15</w:t>
+            </w:r>
+          </w:p>
+        </w:tc>
+        <w:tc>
+          <w:tcPr>
+            <w:tcW w:type="dxa" w:w="1123"/>
+          </w:tcPr>
+          <w:p>
+            <w:r/>
+            <w:r>
+              <w:t>L2</w:t>
+            </w:r>
+          </w:p>
+        </w:tc>
+        <w:tc>
+          <w:tcPr>
+            <w:tcW w:type="dxa" w:w="3463"/>
+          </w:tcPr>
+          <w:p>
+            <w:r/>
+            <w:r>
+              <w:t>Resource Catalog Lifecycle Management</w:t>
+            </w:r>
+          </w:p>
+        </w:tc>
+        <w:tc>
+          <w:tcPr>
+            <w:tcW w:type="dxa" w:w="3370"/>
+          </w:tcPr>
+          <w:p>
+            <w:r/>
+            <w:r>
+              <w:t>Catalog Lifecycle Management business process covers a set of business activities that enable manage the lifecycle of an organizations catalog from design to build according to defined requirements. / Catalog Lifecycle Management proves the overarching governance to manage all the stages in the realization and operationalization of the Product/Service/Resource Catalog in support of the organizations business goals.</w:t>
+            </w:r>
+          </w:p>
+        </w:tc>
+      </w:tr>
+      <w:tr>
+        <w:tc>
+          <w:tcPr>
+            <w:tcW w:type="dxa" w:w="1404"/>
+          </w:tcPr>
+          <w:p>
+            <w:r/>
+            <w:r>
+              <w:t>1.5.16</w:t>
+            </w:r>
+          </w:p>
+        </w:tc>
+        <w:tc>
+          <w:tcPr>
+            <w:tcW w:type="dxa" w:w="1123"/>
+          </w:tcPr>
+          <w:p>
+            <w:r/>
+            <w:r>
+              <w:t>L2</w:t>
+            </w:r>
+          </w:p>
+        </w:tc>
+        <w:tc>
+          <w:tcPr>
+            <w:tcW w:type="dxa" w:w="3463"/>
+          </w:tcPr>
+          <w:p>
+            <w:r/>
+            <w:r>
+              <w:t>Resource Catalog Operational Readiness Management</w:t>
+            </w:r>
+          </w:p>
+        </w:tc>
+        <w:tc>
+          <w:tcPr>
+            <w:tcW w:type="dxa" w:w="3370"/>
+          </w:tcPr>
+          <w:p>
+            <w:r/>
+            <w:r>
+              <w:t>Resource Catalog Operational Readiness Management business process establishes and administers the support needed to operationalize Resource catalogs for ongoing day-to-day business needs. / These business activities implement the Resource Catalog through Release and Deploy business activities.</w:t>
+            </w:r>
+          </w:p>
+        </w:tc>
+      </w:tr>
+      <w:tr>
+        <w:tc>
+          <w:tcPr>
+            <w:tcW w:type="dxa" w:w="1404"/>
+          </w:tcPr>
+          <w:p>
+            <w:r/>
+            <w:r>
+              <w:t>1.5.17</w:t>
+            </w:r>
+          </w:p>
+        </w:tc>
+        <w:tc>
+          <w:tcPr>
+            <w:tcW w:type="dxa" w:w="1123"/>
+          </w:tcPr>
+          <w:p>
+            <w:r/>
+            <w:r>
+              <w:t>L2</w:t>
+            </w:r>
+          </w:p>
+        </w:tc>
+        <w:tc>
+          <w:tcPr>
+            <w:tcW w:type="dxa" w:w="3463"/>
+          </w:tcPr>
+          <w:p>
+            <w:r/>
+            <w:r>
+              <w:t>Resource Catalog Content Management</w:t>
+            </w:r>
+          </w:p>
+        </w:tc>
+        <w:tc>
+          <w:tcPr>
+            <w:tcW w:type="dxa" w:w="3370"/>
+          </w:tcPr>
+          <w:p>
+            <w:r/>
+            <w:r>
+              <w:t>Resource Catalog Content Management business process define and provide the business activities that support the day-to-day operations of Resource Catalogs in order to realize the business operations goals. / Resource Catalog Content Management business processes include administering the Resource Catalog instance in production, maintaining catalog entries, assuring catalogs, managing catalog access, managing entry lifecycle through versioning, handling catalog entity entry and changes, supporting distribution of catalogs as needed, and supporting user-facing activities.</w:t>
+            </w:r>
+          </w:p>
+        </w:tc>
+      </w:tr>
+      <w:tr>
+        <w:tc>
+          <w:tcPr>
+            <w:tcW w:type="dxa" w:w="1404"/>
+          </w:tcPr>
+          <w:p>
+            <w:r/>
+            <w:r>
+              <w:t>1.5.18</w:t>
+            </w:r>
+          </w:p>
+        </w:tc>
+        <w:tc>
+          <w:tcPr>
+            <w:tcW w:type="dxa" w:w="1123"/>
+          </w:tcPr>
+          <w:p>
+            <w:r/>
+            <w:r>
+              <w:t>L2</w:t>
+            </w:r>
+          </w:p>
+        </w:tc>
+        <w:tc>
+          <w:tcPr>
+            <w:tcW w:type="dxa" w:w="3463"/>
+          </w:tcPr>
+          <w:p>
+            <w:r/>
+            <w:r>
+              <w:t>Resource Catalog Planning Management</w:t>
+            </w:r>
+          </w:p>
+        </w:tc>
+        <w:tc>
+          <w:tcPr>
+            <w:tcW w:type="dxa" w:w="3370"/>
+          </w:tcPr>
+          <w:p>
+            <w:r/>
+            <w:r>
+              <w:t>Resource Catalog Planning Management business process covers a set of business activities that understand and enable establish the plan to define, design and operationalize a catalog in order to meet the needs and objectives of Resource cataloging. / The Resource Catalog Planning Management business process ensure that the organization is able to identify the most appropriate scheme and goal for it catalog. It includes designing the Catalog plan and developing the specification according to Resource management requirement.</w:t>
+            </w:r>
+          </w:p>
+        </w:tc>
+      </w:tr>
+      <w:tr>
+        <w:tc>
+          <w:tcPr>
+            <w:tcW w:type="dxa" w:w="1404"/>
+          </w:tcPr>
+          <w:p>
+            <w:r/>
+            <w:r>
+              <w:t>1.5.19</w:t>
+            </w:r>
+          </w:p>
+        </w:tc>
+        <w:tc>
+          <w:tcPr>
+            <w:tcW w:type="dxa" w:w="1123"/>
+          </w:tcPr>
+          <w:p>
+            <w:r/>
+            <w:r>
+              <w:t>L2</w:t>
+            </w:r>
+          </w:p>
+        </w:tc>
+        <w:tc>
+          <w:tcPr>
+            <w:tcW w:type="dxa" w:w="3463"/>
+          </w:tcPr>
+          <w:p>
+            <w:r/>
+            <w:r>
+              <w:t>Resource Specification Management</w:t>
+            </w:r>
+          </w:p>
+        </w:tc>
+        <w:tc>
+          <w:tcPr>
+            <w:tcW w:type="dxa" w:w="3370"/>
+          </w:tcPr>
+          <w:p>
+            <w:r/>
+            <w:r>
+              <w:t>Resource Specification Management business process leverages captured resource requirements to develop, master, analyze, and update documented standard conditions that must be satisfied by a resource design and/or delivery. / Resource Specifications Management can result in establishing in a centralized way, technical (know-how) standards. Such standards provide the organization with a means to control and approve the values and inputs of specification through structure, review, approval and distribution processes to stakeholders and suppliers.</w:t>
+            </w:r>
+          </w:p>
+        </w:tc>
+      </w:tr>
+      <w:tr>
+        <w:tc>
+          <w:tcPr>
+            <w:tcW w:type="dxa" w:w="1404"/>
+          </w:tcPr>
+          <w:p>
+            <w:r/>
+            <w:r>
+              <w:t>1.5.3</w:t>
+            </w:r>
+          </w:p>
+        </w:tc>
+        <w:tc>
+          <w:tcPr>
+            <w:tcW w:type="dxa" w:w="1123"/>
+          </w:tcPr>
+          <w:p>
+            <w:r/>
+            <w:r>
+              <w:t>L2</w:t>
+            </w:r>
+          </w:p>
+        </w:tc>
+        <w:tc>
+          <w:tcPr>
+            <w:tcW w:type="dxa" w:w="3463"/>
+          </w:tcPr>
+          <w:p>
+            <w:r/>
+            <w:r>
+              <w:t>Resource Specification Development &amp; Retirement</w:t>
+            </w:r>
+          </w:p>
+        </w:tc>
+        <w:tc>
+          <w:tcPr>
+            <w:tcW w:type="dxa" w:w="3370"/>
+          </w:tcPr>
+          <w:p>
+            <w:r/>
+            <w:r>
+              <w:t>Resource Specification Development &amp; Retirement processes develop new, or enhance existing technologies and associated resource types, so that new Products are available to be sold to customers. They use the capability definition or requirements defined by Resource Strategy &amp; Planning They also decide whether to acquire resources from outside, taking into account the overall business policy in that respect. These processes also retire or remove technology and associated resource types, which are no longer required by the enterprise. / Resource types may be built, or in some cases leased from other parties. To ensure the most efficient and effective solution can be used, negotiations on network level agreements with other parties are paramount for both building and leasing. / These processes interact strongly with Product and Engaged Party Development processes.</w:t>
+            </w:r>
+          </w:p>
+        </w:tc>
+      </w:tr>
+      <w:tr>
+        <w:tc>
+          <w:tcPr>
+            <w:tcW w:type="dxa" w:w="1404"/>
+          </w:tcPr>
+          <w:p>
+            <w:r/>
+            <w:r>
+              <w:t>1.5.3.4</w:t>
+            </w:r>
+          </w:p>
+        </w:tc>
+        <w:tc>
+          <w:tcPr>
+            <w:tcW w:type="dxa" w:w="1123"/>
+          </w:tcPr>
+          <w:p>
+            <w:r/>
+            <w:r>
+              <w:t>L3</w:t>
+            </w:r>
+          </w:p>
+        </w:tc>
+        <w:tc>
+          <w:tcPr>
+            <w:tcW w:type="dxa" w:w="3463"/>
+          </w:tcPr>
+          <w:p>
+            <w:r/>
+            <w:r>
+              <w:t>Develop Detailed Resource Specifications</w:t>
+            </w:r>
+          </w:p>
+        </w:tc>
+        <w:tc>
+          <w:tcPr>
+            <w:tcW w:type="dxa" w:w="3370"/>
+          </w:tcPr>
+          <w:p>
+            <w:r/>
+            <w:r>
+              <w:t>The Develop Detailed Resource Specifications processes develop and document the detailed resource-related technical, performance and operational specifications, and manuals. These processes develop and document the required resource features, the specific technology requirements and selections, the specific operational, performance and quality requirements and support activities, any resource specific data required for the systems and network infrastructure. The Develop Detailed Resource Specifications processes provide input to these specifications. The processes ensure that all detailed specifications are produced and appropriately documented. Additionally, the processes ensure that the documentation is captured in an appropriate enterprise repository.</w:t>
+            </w:r>
+          </w:p>
+        </w:tc>
+      </w:tr>
+    </w:tbl>
+    <w:p/>
+    <w:p>
+      <w:pPr>
+        <w:pStyle w:val="Heading2"/>
+      </w:pPr>
+      <w:r>
+        <w:t>SID ABEs</w:t>
+      </w:r>
+    </w:p>
+    <w:p>
+      <w:r>
+        <w:t>SID ABEs this ODA Component is responsible for:</w:t>
+      </w:r>
+    </w:p>
+    <w:tbl>
+      <w:tblPr>
+        <w:tblStyle w:val="ScrollTableNormal"/>
+        <w:tblW w:type="auto" w:w="0"/>
+        <w:tblLayout w:type="autofit"/>
+        <w:tblLook w:val="04A0" w:firstRow="1" w:lastRow="0" w:firstColumn="0" w:lastColumn="0" w:noHBand="0" w:noVBand="1"/>
+        <w:tblBorders>
+          <w:top w:val="single" w:sz="4" w:space="0" w:color="999999"/>
+          <w:left w:val="single" w:sz="4" w:space="0" w:color="999999"/>
+          <w:bottom w:val="single" w:sz="4" w:space="0" w:color="999999"/>
+          <w:right w:val="single" w:sz="4" w:space="0" w:color="999999"/>
+          <w:insideH w:val="single" w:sz="4" w:space="0" w:color="999999"/>
+          <w:insideV w:val="single" w:sz="4" w:space="0" w:color="999999"/>
+        </w:tblBorders>
+      </w:tblPr>
+      <w:tblGrid>
+        <w:gridCol w:w="2124"/>
+        <w:gridCol w:w="2124"/>
+        <w:gridCol w:w="2124"/>
+        <w:gridCol w:w="2124"/>
+      </w:tblGrid>
+      <w:tr>
+        <w:trPr>
+          <w:tblHeader/>
+        </w:trPr>
+        <w:tc>
+          <w:tcPr>
+            <w:tcW w:type="dxa" w:w="1778"/>
+          </w:tcPr>
+          <w:p>
+            <w:r/>
+            <w:r>
+              <w:rPr>
+                <w:b/>
+              </w:rPr>
+              <w:t>SID ABE L1</w:t>
+            </w:r>
+          </w:p>
+        </w:tc>
+        <w:tc>
+          <w:tcPr>
+            <w:tcW w:type="dxa" w:w="2621"/>
+          </w:tcPr>
+          <w:p>
+            <w:r/>
+            <w:r>
+              <w:rPr>
+                <w:b/>
+              </w:rPr>
+              <w:t>SID ABE L1 Definition</w:t>
+            </w:r>
+          </w:p>
+        </w:tc>
+        <w:tc>
+          <w:tcPr>
+            <w:tcW w:type="dxa" w:w="2246"/>
+          </w:tcPr>
+          <w:p>
+            <w:r/>
+            <w:r>
+              <w:rPr>
+                <w:b/>
+              </w:rPr>
+              <w:t>SID ABE L2 (or set of BEs)</w:t>
+            </w:r>
+          </w:p>
+        </w:tc>
+        <w:tc>
+          <w:tcPr>
+            <w:tcW w:type="dxa" w:w="2714"/>
+          </w:tcPr>
+          <w:p>
+            <w:r/>
+            <w:r>
+              <w:rPr>
+                <w:b/>
+              </w:rPr>
+              <w:t>SID ABE L2 Definition</w:t>
+            </w:r>
+          </w:p>
+        </w:tc>
+      </w:tr>
+      <w:tr>
+        <w:tc>
+          <w:tcPr>
+            <w:tcW w:type="dxa" w:w="1778"/>
+          </w:tcPr>
+          <w:p>
+            <w:r/>
+            <w:r>
+              <w:t>Resource Specification</w:t>
+            </w:r>
+          </w:p>
+        </w:tc>
+        <w:tc>
+          <w:tcPr>
+            <w:tcW w:type="dxa" w:w="2621"/>
+          </w:tcPr>
+          <w:p>
+            <w:r/>
+            <w:r>
+              <w:t>The Resource Specification ABE contains entities that define the shared characteristics and behavior of each of the three types of Resource entities. This enables multiple instances to be derived from a single specification entity. In this derivation, each instance will use the shared characteristics and behavior defined in its associated template. A ResourceSpecification might be Physical such as a handset, Logical such as an IP address or Compound i.e. composed of Logical and / or Physical Resources such as a Box with its firmware.</w:t>
+            </w:r>
+          </w:p>
+        </w:tc>
+        <w:tc>
+          <w:tcPr>
+            <w:tcW w:type="dxa" w:w="2246"/>
+          </w:tcPr>
+          <w:p>
+            <w:r/>
+            <w:r/>
+          </w:p>
+        </w:tc>
+        <w:tc>
+          <w:tcPr>
+            <w:tcW w:type="dxa" w:w="2714"/>
+          </w:tcPr>
+          <w:p>
+            <w:r/>
+            <w:r>
+              <w:t>*(no description available)*</w:t>
+            </w:r>
+          </w:p>
+        </w:tc>
+      </w:tr>
+      <w:tr>
+        <w:tc>
+          <w:tcPr>
+            <w:tcW w:type="dxa" w:w="1778"/>
+          </w:tcPr>
+          <w:p>
+            <w:r/>
+            <w:r>
+              <w:t>Resource Performance</w:t>
+            </w:r>
+          </w:p>
+        </w:tc>
+        <w:tc>
+          <w:tcPr>
+            <w:tcW w:type="dxa" w:w="2621"/>
+          </w:tcPr>
+          <w:p>
+            <w:r/>
+            <w:r>
+              <w:t>The Resource Performance ABE collects information used to correlate, consolidate, and validate various performance statistics and other operational characteristics of Resources. Each of these entities also enables network performance assessment against planned goals, performs various aspects of trend analysis, including error rate and cause analysis and Resource degradation. Entities in this ABE also includes statistics defining Resource loading, and traffic trend analysis.</w:t>
+            </w:r>
+          </w:p>
+        </w:tc>
+        <w:tc>
+          <w:tcPr>
+            <w:tcW w:type="dxa" w:w="2246"/>
+          </w:tcPr>
+          <w:p>
+            <w:r/>
+            <w:r>
+              <w:t>ResourcePerformanceSpecification</w:t>
+            </w:r>
+          </w:p>
+        </w:tc>
+        <w:tc>
+          <w:tcPr>
+            <w:tcW w:type="dxa" w:w="2714"/>
+          </w:tcPr>
+          <w:p>
+            <w:r/>
+            <w:r>
+              <w:t>A measure of the manner in which a Resource is functioning.</w:t>
+            </w:r>
+          </w:p>
+        </w:tc>
+      </w:tr>
+      <w:tr>
+        <w:tc>
+          <w:tcPr>
+            <w:tcW w:type="dxa" w:w="1778"/>
+          </w:tcPr>
+          <w:p>
+            <w:r/>
+            <w:r>
+              <w:t>Resource Usage</w:t>
+            </w:r>
+          </w:p>
+        </w:tc>
+        <w:tc>
+          <w:tcPr>
+            <w:tcW w:type="dxa" w:w="2621"/>
+          </w:tcPr>
+          <w:p>
+            <w:r/>
+            <w:r>
+              <w:t>The Resource Usage ABE represents the specification of Resource Usage types and collects Resource Usage records with their characteristics (a.k.a. consumption data). The entities in this ABE provide physical, logical, and network usage information.</w:t>
+            </w:r>
+          </w:p>
+        </w:tc>
+        <w:tc>
+          <w:tcPr>
+            <w:tcW w:type="dxa" w:w="2246"/>
+          </w:tcPr>
+          <w:p>
+            <w:r/>
+            <w:r>
+              <w:t>ResourceUsageSpec</w:t>
+            </w:r>
+          </w:p>
+        </w:tc>
+        <w:tc>
+          <w:tcPr>
+            <w:tcW w:type="dxa" w:w="2714"/>
+          </w:tcPr>
+          <w:p>
+            <w:r/>
+            <w:r>
+              <w:t>This Entity defines the attributes that are common to all resources that make up a Product or used to configure a Service or to support an enterprise infrastructure.</w:t>
+            </w:r>
+          </w:p>
+        </w:tc>
+      </w:tr>
+      <w:tr>
+        <w:tc>
+          <w:tcPr>
+            <w:tcW w:type="dxa" w:w="1778"/>
+          </w:tcPr>
+          <w:p>
+            <w:r/>
+            <w:r>
+              <w:t>Resource Configuration</w:t>
+            </w:r>
+          </w:p>
+        </w:tc>
+        <w:tc>
+          <w:tcPr>
+            <w:tcW w:type="dxa" w:w="2621"/>
+          </w:tcPr>
+          <w:p>
+            <w:r/>
+            <w:r>
+              <w:t>The Resource Configuration ABE represents the specification of the different possible Resource configurations as well as the Resource Configurations instantiated for a Resource.</w:t>
+            </w:r>
+          </w:p>
+        </w:tc>
+        <w:tc>
+          <w:tcPr>
+            <w:tcW w:type="dxa" w:w="2246"/>
+          </w:tcPr>
+          <w:p>
+            <w:r/>
+            <w:r>
+              <w:t>ResourceConfigSpec</w:t>
+            </w:r>
+          </w:p>
+        </w:tc>
+        <w:tc>
+          <w:tcPr>
+            <w:tcW w:type="dxa" w:w="2714"/>
+          </w:tcPr>
+          <w:p>
+            <w:r/>
+            <w:r>
+              <w:t>The definition of how a Resource operates or functions in terms of CharacteristicSpecification(s) and related ResourceSpec(s).</w:t>
+            </w:r>
+          </w:p>
+        </w:tc>
+      </w:tr>
+    </w:tbl>
+    <w:p/>
+    <w:p>
+      <w:pPr>
+        <w:pStyle w:val="Heading2"/>
+      </w:pPr>
+      <w:r>
         <w:t>Functional Framework Functions</w:t>
       </w:r>
     </w:p>
@@ -1024,7 +1024,35 @@
         </w:tc>
         <w:tc>
           <w:tcPr>
+            <w:tcW w:type="dxa" w:w="1872"/>
+          </w:tcPr>
+          <w:p>
+            <w:r/>
+            <w:r>
+              <w:rPr>
+                <w:b/>
+              </w:rPr>
+              <w:t>Aggregate Function Level 1</w:t>
+            </w:r>
+          </w:p>
+        </w:tc>
+        <w:tc>
+          <w:tcPr>
             <w:tcW w:type="dxa" w:w="2153"/>
+          </w:tcPr>
+          <w:p>
+            <w:r/>
+            <w:r>
+              <w:rPr>
+                <w:b/>
+              </w:rPr>
+              <w:t>Aggregate Function Level 2</w:t>
+            </w:r>
+          </w:p>
+        </w:tc>
+        <w:tc>
+          <w:tcPr>
+            <w:tcW w:type="dxa" w:w="2059"/>
           </w:tcPr>
           <w:p>
             <w:r/>
@@ -1036,34 +1064,6 @@
             </w:r>
           </w:p>
         </w:tc>
-        <w:tc>
-          <w:tcPr>
-            <w:tcW w:type="dxa" w:w="1872"/>
-          </w:tcPr>
-          <w:p>
-            <w:r/>
-            <w:r>
-              <w:rPr>
-                <w:b/>
-              </w:rPr>
-              <w:t>Aggregate Function Level 1</w:t>
-            </w:r>
-          </w:p>
-        </w:tc>
-        <w:tc>
-          <w:tcPr>
-            <w:tcW w:type="dxa" w:w="2059"/>
-          </w:tcPr>
-          <w:p>
-            <w:r/>
-            <w:r>
-              <w:rPr>
-                <w:b/>
-              </w:rPr>
-              <w:t>Aggregate Function Level 2</w:t>
-            </w:r>
-          </w:p>
-        </w:tc>
       </w:tr>
       <w:tr>
         <w:tc>
@@ -1090,34 +1090,34 @@
         </w:tc>
         <w:tc>
           <w:tcPr>
+            <w:tcW w:type="dxa" w:w="1872"/>
+          </w:tcPr>
+          <w:p>
+            <w:r/>
+            <w:r>
+              <w:t>Resource Capability Management</w:t>
+            </w:r>
+          </w:p>
+        </w:tc>
+        <w:tc>
+          <w:tcPr>
             <w:tcW w:type="dxa" w:w="2153"/>
           </w:tcPr>
           <w:p>
             <w:r/>
             <w:r>
+              <w:t>Resource Specification Capability Development</w:t>
+            </w:r>
+          </w:p>
+        </w:tc>
+        <w:tc>
+          <w:tcPr>
+            <w:tcW w:type="dxa" w:w="2059"/>
+          </w:tcPr>
+          <w:p>
+            <w:r/>
+            <w:r>
               <w:t>This function involves the creation, editing, storage and retrieval of capability specifications. The capability specifications represent the general, common and invariant characteristics of resource that may be realized in more than one type of specific resource. Examples of capability are Layer2, Data, radio and Transport.</w:t>
-            </w:r>
-          </w:p>
-        </w:tc>
-        <w:tc>
-          <w:tcPr>
-            <w:tcW w:type="dxa" w:w="1872"/>
-          </w:tcPr>
-          <w:p>
-            <w:r/>
-            <w:r>
-              <w:t>Resource Capability Management</w:t>
-            </w:r>
-          </w:p>
-        </w:tc>
-        <w:tc>
-          <w:tcPr>
-            <w:tcW w:type="dxa" w:w="2059"/>
-          </w:tcPr>
-          <w:p>
-            <w:r/>
-            <w:r>
-              <w:t>Resource Specification Capability Development</w:t>
             </w:r>
           </w:p>
         </w:tc>
@@ -1147,34 +1147,34 @@
         </w:tc>
         <w:tc>
           <w:tcPr>
+            <w:tcW w:type="dxa" w:w="1872"/>
+          </w:tcPr>
+          <w:p>
+            <w:r/>
+            <w:r>
+              <w:t>Resource Specification Management</w:t>
+            </w:r>
+          </w:p>
+        </w:tc>
+        <w:tc>
+          <w:tcPr>
             <w:tcW w:type="dxa" w:w="2153"/>
           </w:tcPr>
           <w:p>
             <w:r/>
             <w:r>
+              <w:t>Resource Specification Development</w:t>
+            </w:r>
+          </w:p>
+        </w:tc>
+        <w:tc>
+          <w:tcPr>
+            <w:tcW w:type="dxa" w:w="2059"/>
+          </w:tcPr>
+          <w:p>
+            <w:r/>
+            <w:r>
               <w:t>Resource Data Transformation/Parsing Rules Configuration provides tools to set up and maintain resource data parsing rules.</w:t>
-            </w:r>
-          </w:p>
-        </w:tc>
-        <w:tc>
-          <w:tcPr>
-            <w:tcW w:type="dxa" w:w="1872"/>
-          </w:tcPr>
-          <w:p>
-            <w:r/>
-            <w:r>
-              <w:t>Resource Specification Management</w:t>
-            </w:r>
-          </w:p>
-        </w:tc>
-        <w:tc>
-          <w:tcPr>
-            <w:tcW w:type="dxa" w:w="2059"/>
-          </w:tcPr>
-          <w:p>
-            <w:r/>
-            <w:r>
-              <w:t>Resource Specification Development</w:t>
             </w:r>
           </w:p>
         </w:tc>
@@ -1204,34 +1204,34 @@
         </w:tc>
         <w:tc>
           <w:tcPr>
+            <w:tcW w:type="dxa" w:w="1872"/>
+          </w:tcPr>
+          <w:p>
+            <w:r/>
+            <w:r>
+              <w:t>Resource Specification Management</w:t>
+            </w:r>
+          </w:p>
+        </w:tc>
+        <w:tc>
+          <w:tcPr>
             <w:tcW w:type="dxa" w:w="2153"/>
           </w:tcPr>
           <w:p>
             <w:r/>
             <w:r>
+              <w:t>Resource Specification Development</w:t>
+            </w:r>
+          </w:p>
+        </w:tc>
+        <w:tc>
+          <w:tcPr>
+            <w:tcW w:type="dxa" w:w="2059"/>
+          </w:tcPr>
+          <w:p>
+            <w:r/>
+            <w:r>
               <w:t>Resource Catalog Entities Management identifies resource entities in a common Catalog Management from the Common Domain, or identifies a specific instance of a Catalog Management for resource entities.</w:t>
-            </w:r>
-          </w:p>
-        </w:tc>
-        <w:tc>
-          <w:tcPr>
-            <w:tcW w:type="dxa" w:w="1872"/>
-          </w:tcPr>
-          <w:p>
-            <w:r/>
-            <w:r>
-              <w:t>Resource Specification Management</w:t>
-            </w:r>
-          </w:p>
-        </w:tc>
-        <w:tc>
-          <w:tcPr>
-            <w:tcW w:type="dxa" w:w="2059"/>
-          </w:tcPr>
-          <w:p>
-            <w:r/>
-            <w:r>
-              <w:t>Resource Specification Development</w:t>
             </w:r>
           </w:p>
         </w:tc>
@@ -1261,34 +1261,34 @@
         </w:tc>
         <w:tc>
           <w:tcPr>
+            <w:tcW w:type="dxa" w:w="1872"/>
+          </w:tcPr>
+          <w:p>
+            <w:r/>
+            <w:r>
+              <w:t>Resource Specification Management</w:t>
+            </w:r>
+          </w:p>
+        </w:tc>
+        <w:tc>
+          <w:tcPr>
             <w:tcW w:type="dxa" w:w="2153"/>
           </w:tcPr>
           <w:p>
             <w:r/>
             <w:r>
+              <w:t>Resource Specification Development</w:t>
+            </w:r>
+          </w:p>
+        </w:tc>
+        <w:tc>
+          <w:tcPr>
+            <w:tcW w:type="dxa" w:w="2059"/>
+          </w:tcPr>
+          <w:p>
+            <w:r/>
+            <w:r>
               <w:t>Defines and configures the policies which will be implemented during the Resource task item lifecycle.</w:t>
-            </w:r>
-          </w:p>
-        </w:tc>
-        <w:tc>
-          <w:tcPr>
-            <w:tcW w:type="dxa" w:w="1872"/>
-          </w:tcPr>
-          <w:p>
-            <w:r/>
-            <w:r>
-              <w:t>Resource Specification Management</w:t>
-            </w:r>
-          </w:p>
-        </w:tc>
-        <w:tc>
-          <w:tcPr>
-            <w:tcW w:type="dxa" w:w="2059"/>
-          </w:tcPr>
-          <w:p>
-            <w:r/>
-            <w:r>
-              <w:t>Resource Specification Development</w:t>
             </w:r>
           </w:p>
         </w:tc>
@@ -1318,34 +1318,34 @@
         </w:tc>
         <w:tc>
           <w:tcPr>
+            <w:tcW w:type="dxa" w:w="1872"/>
+          </w:tcPr>
+          <w:p>
+            <w:r/>
+            <w:r>
+              <w:t>Resource Specification Management</w:t>
+            </w:r>
+          </w:p>
+        </w:tc>
+        <w:tc>
+          <w:tcPr>
             <w:tcW w:type="dxa" w:w="2153"/>
           </w:tcPr>
           <w:p>
             <w:r/>
             <w:r>
+              <w:t>Resource Specification Development</w:t>
+            </w:r>
+          </w:p>
+        </w:tc>
+        <w:tc>
+          <w:tcPr>
+            <w:tcW w:type="dxa" w:w="2059"/>
+          </w:tcPr>
+          <w:p>
+            <w:r/>
+            <w:r>
               <w:t>Resource Specification Repository Management is able to create, modify and delete Resource Specification. / This includes the ability to manage the state of an entity during its lifecycle (e.g. planned, deployed, in operation, replaced by locked). / It includes Resource Specifications retrieval, integrity rules check and versioning management. / It also provides Product Specification and Offering views adapted to the different roles.</w:t>
-            </w:r>
-          </w:p>
-        </w:tc>
-        <w:tc>
-          <w:tcPr>
-            <w:tcW w:type="dxa" w:w="1872"/>
-          </w:tcPr>
-          <w:p>
-            <w:r/>
-            <w:r>
-              <w:t>Resource Specification Management</w:t>
-            </w:r>
-          </w:p>
-        </w:tc>
-        <w:tc>
-          <w:tcPr>
-            <w:tcW w:type="dxa" w:w="2059"/>
-          </w:tcPr>
-          <w:p>
-            <w:r/>
-            <w:r>
-              <w:t>Resource Specification Development</w:t>
             </w:r>
           </w:p>
         </w:tc>
@@ -1375,34 +1375,34 @@
         </w:tc>
         <w:tc>
           <w:tcPr>
+            <w:tcW w:type="dxa" w:w="1872"/>
+          </w:tcPr>
+          <w:p>
+            <w:r/>
+            <w:r>
+              <w:t>Resource Specification Management</w:t>
+            </w:r>
+          </w:p>
+        </w:tc>
+        <w:tc>
+          <w:tcPr>
             <w:tcW w:type="dxa" w:w="2153"/>
           </w:tcPr>
           <w:p>
             <w:r/>
             <w:r>
+              <w:t>Resource Specification Development</w:t>
+            </w:r>
+          </w:p>
+        </w:tc>
+        <w:tc>
+          <w:tcPr>
+            <w:tcW w:type="dxa" w:w="2059"/>
+          </w:tcPr>
+          <w:p>
+            <w:r/>
+            <w:r>
               <w:t>Resource Specification to Supplier Product Specification Relationship Design identifies, when it corresponds to equipment rented to a Supplier (devices, network equipments, hardware &amp; software, etc).</w:t>
-            </w:r>
-          </w:p>
-        </w:tc>
-        <w:tc>
-          <w:tcPr>
-            <w:tcW w:type="dxa" w:w="1872"/>
-          </w:tcPr>
-          <w:p>
-            <w:r/>
-            <w:r>
-              <w:t>Resource Specification Management</w:t>
-            </w:r>
-          </w:p>
-        </w:tc>
-        <w:tc>
-          <w:tcPr>
-            <w:tcW w:type="dxa" w:w="2059"/>
-          </w:tcPr>
-          <w:p>
-            <w:r/>
-            <w:r>
-              <w:t>Resource Specification Development</w:t>
             </w:r>
           </w:p>
         </w:tc>
@@ -1432,34 +1432,34 @@
         </w:tc>
         <w:tc>
           <w:tcPr>
+            <w:tcW w:type="dxa" w:w="1872"/>
+          </w:tcPr>
+          <w:p>
+            <w:r/>
+            <w:r>
+              <w:t>Resource Specification Management</w:t>
+            </w:r>
+          </w:p>
+        </w:tc>
+        <w:tc>
+          <w:tcPr>
             <w:tcW w:type="dxa" w:w="2153"/>
           </w:tcPr>
           <w:p>
             <w:r/>
             <w:r>
+              <w:t>Resource Specification Development</w:t>
+            </w:r>
+          </w:p>
+        </w:tc>
+        <w:tc>
+          <w:tcPr>
+            <w:tcW w:type="dxa" w:w="2059"/>
+          </w:tcPr>
+          <w:p>
+            <w:r/>
+            <w:r>
               <w:t>Resource Specification Action Skill Design manages the links to the Skill catalog to identify for each type of resource, or of Action on a resource, which type of skill is necessary to make the intervention.</w:t>
-            </w:r>
-          </w:p>
-        </w:tc>
-        <w:tc>
-          <w:tcPr>
-            <w:tcW w:type="dxa" w:w="1872"/>
-          </w:tcPr>
-          <w:p>
-            <w:r/>
-            <w:r>
-              <w:t>Resource Specification Management</w:t>
-            </w:r>
-          </w:p>
-        </w:tc>
-        <w:tc>
-          <w:tcPr>
-            <w:tcW w:type="dxa" w:w="2059"/>
-          </w:tcPr>
-          <w:p>
-            <w:r/>
-            <w:r>
-              <w:t>Resource Specification Development</w:t>
             </w:r>
           </w:p>
         </w:tc>
@@ -1489,34 +1489,34 @@
         </w:tc>
         <w:tc>
           <w:tcPr>
+            <w:tcW w:type="dxa" w:w="1872"/>
+          </w:tcPr>
+          <w:p>
+            <w:r/>
+            <w:r>
+              <w:t>Resource Specification Management</w:t>
+            </w:r>
+          </w:p>
+        </w:tc>
+        <w:tc>
+          <w:tcPr>
             <w:tcW w:type="dxa" w:w="2153"/>
           </w:tcPr>
           <w:p>
             <w:r/>
             <w:r>
+              <w:t>Resource Specification Development</w:t>
+            </w:r>
+          </w:p>
+        </w:tc>
+        <w:tc>
+          <w:tcPr>
+            <w:tcW w:type="dxa" w:w="2059"/>
+          </w:tcPr>
+          <w:p>
+            <w:r/>
+            <w:r>
               <w:t>Resource Specification Change Auditing manages the implications of Resource Specifications changes to determine the consequences of any given change. Resource Specifications changes may impact other Resource Specifications and Resource Facing Service Specit supports / The function logs Resource Specifications changes and supports the analysis of relationships between Resource Specifications. / In addition, it tracks the history of changes in an easy and accessible manner.</w:t>
-            </w:r>
-          </w:p>
-        </w:tc>
-        <w:tc>
-          <w:tcPr>
-            <w:tcW w:type="dxa" w:w="1872"/>
-          </w:tcPr>
-          <w:p>
-            <w:r/>
-            <w:r>
-              <w:t>Resource Specification Management</w:t>
-            </w:r>
-          </w:p>
-        </w:tc>
-        <w:tc>
-          <w:tcPr>
-            <w:tcW w:type="dxa" w:w="2059"/>
-          </w:tcPr>
-          <w:p>
-            <w:r/>
-            <w:r>
-              <w:t>Resource Specification Development</w:t>
             </w:r>
           </w:p>
         </w:tc>
@@ -1546,34 +1546,34 @@
         </w:tc>
         <w:tc>
           <w:tcPr>
+            <w:tcW w:type="dxa" w:w="1872"/>
+          </w:tcPr>
+          <w:p>
+            <w:r/>
+            <w:r>
+              <w:t>Resource Specification Management</w:t>
+            </w:r>
+          </w:p>
+        </w:tc>
+        <w:tc>
+          <w:tcPr>
             <w:tcW w:type="dxa" w:w="2153"/>
           </w:tcPr>
           <w:p>
             <w:r/>
             <w:r>
+              <w:t>Resource Specification Development</w:t>
+            </w:r>
+          </w:p>
+        </w:tc>
+        <w:tc>
+          <w:tcPr>
+            <w:tcW w:type="dxa" w:w="2059"/>
+          </w:tcPr>
+          <w:p>
+            <w:r/>
+            <w:r>
               <w:t>Logical and Software Resources Designing supports physical, logical, and software design of resources including definition of configuration variables and initial parameters.</w:t>
-            </w:r>
-          </w:p>
-        </w:tc>
-        <w:tc>
-          <w:tcPr>
-            <w:tcW w:type="dxa" w:w="1872"/>
-          </w:tcPr>
-          <w:p>
-            <w:r/>
-            <w:r>
-              <w:t>Resource Specification Management</w:t>
-            </w:r>
-          </w:p>
-        </w:tc>
-        <w:tc>
-          <w:tcPr>
-            <w:tcW w:type="dxa" w:w="2059"/>
-          </w:tcPr>
-          <w:p>
-            <w:r/>
-            <w:r>
-              <w:t>Resource Specification Development</w:t>
             </w:r>
           </w:p>
         </w:tc>
@@ -1603,34 +1603,34 @@
         </w:tc>
         <w:tc>
           <w:tcPr>
+            <w:tcW w:type="dxa" w:w="1872"/>
+          </w:tcPr>
+          <w:p>
+            <w:r/>
+            <w:r>
+              <w:t>Resource Specification Management</w:t>
+            </w:r>
+          </w:p>
+        </w:tc>
+        <w:tc>
+          <w:tcPr>
             <w:tcW w:type="dxa" w:w="2153"/>
           </w:tcPr>
           <w:p>
             <w:r/>
             <w:r>
+              <w:t>Resource Specification Development</w:t>
+            </w:r>
+          </w:p>
+        </w:tc>
+        <w:tc>
+          <w:tcPr>
+            <w:tcW w:type="dxa" w:w="2059"/>
+          </w:tcPr>
+          <w:p>
+            <w:r/>
+            <w:r>
               <w:t>Resource Specification Design manages Resource Specifications including constraints, characteristics and type of usages. / It specifies Physical, Logical and Compound Resource Specifications. / It includes resource types that as a Service Provider we don't own or commercialize (ex: mobile phones used by our customers).</w:t>
-            </w:r>
-          </w:p>
-        </w:tc>
-        <w:tc>
-          <w:tcPr>
-            <w:tcW w:type="dxa" w:w="1872"/>
-          </w:tcPr>
-          <w:p>
-            <w:r/>
-            <w:r>
-              <w:t>Resource Specification Management</w:t>
-            </w:r>
-          </w:p>
-        </w:tc>
-        <w:tc>
-          <w:tcPr>
-            <w:tcW w:type="dxa" w:w="2059"/>
-          </w:tcPr>
-          <w:p>
-            <w:r/>
-            <w:r>
-              <w:t>Resource Specification Development</w:t>
             </w:r>
           </w:p>
         </w:tc>
@@ -1771,7 +1771,7 @@
         </w:tc>
         <w:tc>
           <w:tcPr>
-            <w:tcW w:type="dxa" w:w="2246"/>
+            <w:tcW w:type="dxa" w:w="1966"/>
           </w:tcPr>
           <w:p>
             <w:r/>
@@ -1785,7 +1785,7 @@
         </w:tc>
         <w:tc>
           <w:tcPr>
-            <w:tcW w:type="dxa" w:w="1778"/>
+            <w:tcW w:type="dxa" w:w="1591"/>
           </w:tcPr>
           <w:p>
             <w:r/>
@@ -1799,7 +1799,7 @@
         </w:tc>
         <w:tc>
           <w:tcPr>
-            <w:tcW w:type="dxa" w:w="1310"/>
+            <w:tcW w:type="dxa" w:w="1217"/>
           </w:tcPr>
           <w:p>
             <w:r/>
@@ -1813,7 +1813,7 @@
         </w:tc>
         <w:tc>
           <w:tcPr>
-            <w:tcW w:type="dxa" w:w="1778"/>
+            <w:tcW w:type="dxa" w:w="1591"/>
           </w:tcPr>
           <w:p>
             <w:r/>
@@ -1827,7 +1827,7 @@
         </w:tc>
         <w:tc>
           <w:tcPr>
-            <w:tcW w:type="dxa" w:w="1217"/>
+            <w:tcW w:type="dxa" w:w="1966"/>
           </w:tcPr>
           <w:p>
             <w:r/>
@@ -1854,7 +1854,7 @@
         </w:tc>
         <w:tc>
           <w:tcPr>
-            <w:tcW w:type="dxa" w:w="2246"/>
+            <w:tcW w:type="dxa" w:w="1966"/>
           </w:tcPr>
           <w:p>
             <w:r/>
@@ -1865,7 +1865,7 @@
         </w:tc>
         <w:tc>
           <w:tcPr>
-            <w:tcW w:type="dxa" w:w="1778"/>
+            <w:tcW w:type="dxa" w:w="1591"/>
           </w:tcPr>
           <w:p>
             <w:r/>
@@ -1876,7 +1876,7 @@
         </w:tc>
         <w:tc>
           <w:tcPr>
-            <w:tcW w:type="dxa" w:w="1310"/>
+            <w:tcW w:type="dxa" w:w="1217"/>
           </w:tcPr>
           <w:p>
             <w:r/>
@@ -1887,77 +1887,23 @@
         </w:tc>
         <w:tc>
           <w:tcPr>
-            <w:tcW w:type="dxa" w:w="1778"/>
+            <w:tcW w:type="dxa" w:w="1591"/>
           </w:tcPr>
           <w:p>
             <w:r/>
             <w:r>
               <w:t>exportJob</w:t>
             </w:r>
-            <w:r>
-              <w:br/>
-            </w:r>
-            <w:r>
-              <w:t>importJob</w:t>
-            </w:r>
-            <w:r>
-              <w:br/>
-            </w:r>
-            <w:r>
-              <w:t>resourceCandidate</w:t>
-            </w:r>
-            <w:r>
-              <w:br/>
-            </w:r>
-            <w:r>
-              <w:t>resourceCatalog</w:t>
-            </w:r>
-            <w:r>
-              <w:br/>
-            </w:r>
-            <w:r>
-              <w:t>resourceCategory</w:t>
-            </w:r>
-            <w:r>
-              <w:br/>
-            </w:r>
-            <w:r>
-              <w:t>resourceSpecification</w:t>
-            </w:r>
-          </w:p>
-        </w:tc>
-        <w:tc>
-          <w:tcPr>
-            <w:tcW w:type="dxa" w:w="1217"/>
-          </w:tcPr>
-          <w:p>
-            <w:r/>
-            <w:r>
-              <w:t>GET</w:t>
-            </w:r>
-            <w:r>
-              <w:br/>
-            </w:r>
-            <w:r>
-              <w:t>GET /id</w:t>
-            </w:r>
-            <w:r>
-              <w:br/>
-            </w:r>
-            <w:r>
-              <w:t>POST</w:t>
-            </w:r>
-            <w:r>
-              <w:br/>
-            </w:r>
-            <w:r>
-              <w:t>DELETE</w:t>
-            </w:r>
-            <w:r>
-              <w:br/>
-            </w:r>
-            <w:r>
-              <w:t>PATCH</w:t>
+          </w:p>
+        </w:tc>
+        <w:tc>
+          <w:tcPr>
+            <w:tcW w:type="dxa" w:w="1966"/>
+          </w:tcPr>
+          <w:p>
+            <w:r/>
+            <w:r>
+              <w:t>GET, GET /id, POST, DELETE</w:t>
             </w:r>
           </w:p>
         </w:tc>
@@ -1976,7 +1922,7 @@
         </w:tc>
         <w:tc>
           <w:tcPr>
-            <w:tcW w:type="dxa" w:w="2246"/>
+            <w:tcW w:type="dxa" w:w="1966"/>
           </w:tcPr>
           <w:p>
             <w:r/>
@@ -1987,7 +1933,7 @@
         </w:tc>
         <w:tc>
           <w:tcPr>
-            <w:tcW w:type="dxa" w:w="1778"/>
+            <w:tcW w:type="dxa" w:w="1591"/>
           </w:tcPr>
           <w:p>
             <w:r/>
@@ -1998,51 +1944,21 @@
         </w:tc>
         <w:tc>
           <w:tcPr>
-            <w:tcW w:type="dxa" w:w="1310"/>
-          </w:tcPr>
-          <w:p>
-            <w:r/>
-            <w:r>
-              <w:t>4</w:t>
-            </w:r>
-          </w:p>
-        </w:tc>
-        <w:tc>
-          <w:tcPr>
-            <w:tcW w:type="dxa" w:w="1778"/>
-          </w:tcPr>
-          <w:p>
-            <w:r/>
-            <w:r>
-              <w:t>resourceCatalog</w:t>
-            </w:r>
-            <w:r>
-              <w:br/>
-            </w:r>
-            <w:r>
-              <w:t>resourceCategory</w:t>
-            </w:r>
-            <w:r>
-              <w:br/>
-            </w:r>
-            <w:r>
-              <w:t>resourceSpecification</w:t>
-            </w:r>
-            <w:r>
-              <w:br/>
-            </w:r>
-            <w:r>
-              <w:t>resourceCandidate</w:t>
-            </w:r>
-            <w:r>
-              <w:br/>
-            </w:r>
-            <w:r>
-              <w:t>exportJob</w:t>
-            </w:r>
-            <w:r>
-              <w:br/>
-            </w:r>
+            <w:tcW w:type="dxa" w:w="1217"/>
+          </w:tcPr>
+          <w:p>
+            <w:r/>
+            <w:r>
+              <w:t>5</w:t>
+            </w:r>
+          </w:p>
+        </w:tc>
+        <w:tc>
+          <w:tcPr>
+            <w:tcW w:type="dxa" w:w="1591"/>
+          </w:tcPr>
+          <w:p>
+            <w:r/>
             <w:r>
               <w:t>importJob</w:t>
             </w:r>
@@ -2050,36 +1966,12 @@
         </w:tc>
         <w:tc>
           <w:tcPr>
-            <w:tcW w:type="dxa" w:w="1217"/>
-          </w:tcPr>
-          <w:p>
-            <w:r/>
-            <w:r>
-              <w:t>GET</w:t>
-            </w:r>
-            <w:r>
-              <w:br/>
-            </w:r>
-            <w:r>
-              <w:t>GET /id</w:t>
-            </w:r>
-            <w:r>
-              <w:br/>
-            </w:r>
-            <w:r>
-              <w:t>POST</w:t>
-            </w:r>
-            <w:r>
-              <w:br/>
-            </w:r>
-            <w:r>
-              <w:t>PATCH</w:t>
-            </w:r>
-            <w:r>
-              <w:br/>
-            </w:r>
-            <w:r>
-              <w:t>DELETE</w:t>
+            <w:tcW w:type="dxa" w:w="1966"/>
+          </w:tcPr>
+          <w:p>
+            <w:r/>
+            <w:r>
+              <w:t>GET, GET /id, POST, DELETE</w:t>
             </w:r>
           </w:p>
         </w:tc>
@@ -2092,13 +1984,693 @@
           <w:p>
             <w:r/>
             <w:r>
+              <w:t>TMF634</w:t>
+            </w:r>
+          </w:p>
+        </w:tc>
+        <w:tc>
+          <w:tcPr>
+            <w:tcW w:type="dxa" w:w="1966"/>
+          </w:tcPr>
+          <w:p>
+            <w:r/>
+            <w:r>
+              <w:t>Resource Catalog Management API</w:t>
+            </w:r>
+          </w:p>
+        </w:tc>
+        <w:tc>
+          <w:tcPr>
+            <w:tcW w:type="dxa" w:w="1591"/>
+          </w:tcPr>
+          <w:p>
+            <w:r/>
+            <w:r>
+              <w:t>Mandatory</w:t>
+            </w:r>
+          </w:p>
+        </w:tc>
+        <w:tc>
+          <w:tcPr>
+            <w:tcW w:type="dxa" w:w="1217"/>
+          </w:tcPr>
+          <w:p>
+            <w:r/>
+            <w:r>
+              <w:t>5</w:t>
+            </w:r>
+          </w:p>
+        </w:tc>
+        <w:tc>
+          <w:tcPr>
+            <w:tcW w:type="dxa" w:w="1591"/>
+          </w:tcPr>
+          <w:p>
+            <w:r/>
+            <w:r>
+              <w:t>resourceCandidate</w:t>
+            </w:r>
+          </w:p>
+        </w:tc>
+        <w:tc>
+          <w:tcPr>
+            <w:tcW w:type="dxa" w:w="1966"/>
+          </w:tcPr>
+          <w:p>
+            <w:r/>
+            <w:r>
+              <w:t>GET, GET /id, POST, PATCH, DELETE</w:t>
+            </w:r>
+          </w:p>
+        </w:tc>
+      </w:tr>
+      <w:tr>
+        <w:tc>
+          <w:tcPr>
+            <w:tcW w:type="dxa" w:w="1030"/>
+          </w:tcPr>
+          <w:p>
+            <w:r/>
+            <w:r>
+              <w:t>TMF634</w:t>
+            </w:r>
+          </w:p>
+        </w:tc>
+        <w:tc>
+          <w:tcPr>
+            <w:tcW w:type="dxa" w:w="1966"/>
+          </w:tcPr>
+          <w:p>
+            <w:r/>
+            <w:r>
+              <w:t>Resource Catalog Management API</w:t>
+            </w:r>
+          </w:p>
+        </w:tc>
+        <w:tc>
+          <w:tcPr>
+            <w:tcW w:type="dxa" w:w="1591"/>
+          </w:tcPr>
+          <w:p>
+            <w:r/>
+            <w:r>
+              <w:t>Mandatory</w:t>
+            </w:r>
+          </w:p>
+        </w:tc>
+        <w:tc>
+          <w:tcPr>
+            <w:tcW w:type="dxa" w:w="1217"/>
+          </w:tcPr>
+          <w:p>
+            <w:r/>
+            <w:r>
+              <w:t>5</w:t>
+            </w:r>
+          </w:p>
+        </w:tc>
+        <w:tc>
+          <w:tcPr>
+            <w:tcW w:type="dxa" w:w="1591"/>
+          </w:tcPr>
+          <w:p>
+            <w:r/>
+            <w:r>
+              <w:t>resourceCatalog</w:t>
+            </w:r>
+          </w:p>
+        </w:tc>
+        <w:tc>
+          <w:tcPr>
+            <w:tcW w:type="dxa" w:w="1966"/>
+          </w:tcPr>
+          <w:p>
+            <w:r/>
+            <w:r>
+              <w:t>GET, GET /id, POST, PATCH, DELETE</w:t>
+            </w:r>
+          </w:p>
+        </w:tc>
+      </w:tr>
+      <w:tr>
+        <w:tc>
+          <w:tcPr>
+            <w:tcW w:type="dxa" w:w="1030"/>
+          </w:tcPr>
+          <w:p>
+            <w:r/>
+            <w:r>
+              <w:t>TMF634</w:t>
+            </w:r>
+          </w:p>
+        </w:tc>
+        <w:tc>
+          <w:tcPr>
+            <w:tcW w:type="dxa" w:w="1966"/>
+          </w:tcPr>
+          <w:p>
+            <w:r/>
+            <w:r>
+              <w:t>Resource Catalog Management API</w:t>
+            </w:r>
+          </w:p>
+        </w:tc>
+        <w:tc>
+          <w:tcPr>
+            <w:tcW w:type="dxa" w:w="1591"/>
+          </w:tcPr>
+          <w:p>
+            <w:r/>
+            <w:r>
+              <w:t>Mandatory</w:t>
+            </w:r>
+          </w:p>
+        </w:tc>
+        <w:tc>
+          <w:tcPr>
+            <w:tcW w:type="dxa" w:w="1217"/>
+          </w:tcPr>
+          <w:p>
+            <w:r/>
+            <w:r>
+              <w:t>5</w:t>
+            </w:r>
+          </w:p>
+        </w:tc>
+        <w:tc>
+          <w:tcPr>
+            <w:tcW w:type="dxa" w:w="1591"/>
+          </w:tcPr>
+          <w:p>
+            <w:r/>
+            <w:r>
+              <w:t>resourceCategory</w:t>
+            </w:r>
+          </w:p>
+        </w:tc>
+        <w:tc>
+          <w:tcPr>
+            <w:tcW w:type="dxa" w:w="1966"/>
+          </w:tcPr>
+          <w:p>
+            <w:r/>
+            <w:r>
+              <w:t>GET, GET /id, POST, PATCH, DELETE</w:t>
+            </w:r>
+          </w:p>
+        </w:tc>
+      </w:tr>
+      <w:tr>
+        <w:tc>
+          <w:tcPr>
+            <w:tcW w:type="dxa" w:w="1030"/>
+          </w:tcPr>
+          <w:p>
+            <w:r/>
+            <w:r>
+              <w:t>TMF634</w:t>
+            </w:r>
+          </w:p>
+        </w:tc>
+        <w:tc>
+          <w:tcPr>
+            <w:tcW w:type="dxa" w:w="1966"/>
+          </w:tcPr>
+          <w:p>
+            <w:r/>
+            <w:r>
+              <w:t>Resource Catalog Management API</w:t>
+            </w:r>
+          </w:p>
+        </w:tc>
+        <w:tc>
+          <w:tcPr>
+            <w:tcW w:type="dxa" w:w="1591"/>
+          </w:tcPr>
+          <w:p>
+            <w:r/>
+            <w:r>
+              <w:t>Mandatory</w:t>
+            </w:r>
+          </w:p>
+        </w:tc>
+        <w:tc>
+          <w:tcPr>
+            <w:tcW w:type="dxa" w:w="1217"/>
+          </w:tcPr>
+          <w:p>
+            <w:r/>
+            <w:r>
+              <w:t>5</w:t>
+            </w:r>
+          </w:p>
+        </w:tc>
+        <w:tc>
+          <w:tcPr>
+            <w:tcW w:type="dxa" w:w="1591"/>
+          </w:tcPr>
+          <w:p>
+            <w:r/>
+            <w:r>
+              <w:t>resourceSpecification</w:t>
+            </w:r>
+          </w:p>
+        </w:tc>
+        <w:tc>
+          <w:tcPr>
+            <w:tcW w:type="dxa" w:w="1966"/>
+          </w:tcPr>
+          <w:p>
+            <w:r/>
+            <w:r>
+              <w:t>GET, GET /id, POST, PATCH, DELETE</w:t>
+            </w:r>
+          </w:p>
+        </w:tc>
+      </w:tr>
+      <w:tr>
+        <w:tc>
+          <w:tcPr>
+            <w:tcW w:type="dxa" w:w="1030"/>
+          </w:tcPr>
+          <w:p>
+            <w:r/>
+            <w:r>
+              <w:t>TMF634</w:t>
+            </w:r>
+          </w:p>
+        </w:tc>
+        <w:tc>
+          <w:tcPr>
+            <w:tcW w:type="dxa" w:w="1966"/>
+          </w:tcPr>
+          <w:p>
+            <w:r/>
+            <w:r>
+              <w:t>Resource Catalog Management API</w:t>
+            </w:r>
+          </w:p>
+        </w:tc>
+        <w:tc>
+          <w:tcPr>
+            <w:tcW w:type="dxa" w:w="1591"/>
+          </w:tcPr>
+          <w:p>
+            <w:r/>
+            <w:r>
+              <w:t>Mandatory</w:t>
+            </w:r>
+          </w:p>
+        </w:tc>
+        <w:tc>
+          <w:tcPr>
+            <w:tcW w:type="dxa" w:w="1217"/>
+          </w:tcPr>
+          <w:p>
+            <w:r/>
+            <w:r>
+              <w:t>4</w:t>
+            </w:r>
+          </w:p>
+        </w:tc>
+        <w:tc>
+          <w:tcPr>
+            <w:tcW w:type="dxa" w:w="1591"/>
+          </w:tcPr>
+          <w:p>
+            <w:r/>
+            <w:r>
+              <w:t>resourceCatalog</w:t>
+            </w:r>
+          </w:p>
+        </w:tc>
+        <w:tc>
+          <w:tcPr>
+            <w:tcW w:type="dxa" w:w="1966"/>
+          </w:tcPr>
+          <w:p>
+            <w:r/>
+            <w:r>
+              <w:t>GET, GET /id, POST, PATCH, DELETE</w:t>
+            </w:r>
+          </w:p>
+        </w:tc>
+      </w:tr>
+      <w:tr>
+        <w:tc>
+          <w:tcPr>
+            <w:tcW w:type="dxa" w:w="1030"/>
+          </w:tcPr>
+          <w:p>
+            <w:r/>
+            <w:r>
+              <w:t>TMF634</w:t>
+            </w:r>
+          </w:p>
+        </w:tc>
+        <w:tc>
+          <w:tcPr>
+            <w:tcW w:type="dxa" w:w="1966"/>
+          </w:tcPr>
+          <w:p>
+            <w:r/>
+            <w:r>
+              <w:t>Resource Catalog Management API</w:t>
+            </w:r>
+          </w:p>
+        </w:tc>
+        <w:tc>
+          <w:tcPr>
+            <w:tcW w:type="dxa" w:w="1591"/>
+          </w:tcPr>
+          <w:p>
+            <w:r/>
+            <w:r>
+              <w:t>Mandatory</w:t>
+            </w:r>
+          </w:p>
+        </w:tc>
+        <w:tc>
+          <w:tcPr>
+            <w:tcW w:type="dxa" w:w="1217"/>
+          </w:tcPr>
+          <w:p>
+            <w:r/>
+            <w:r>
+              <w:t>4</w:t>
+            </w:r>
+          </w:p>
+        </w:tc>
+        <w:tc>
+          <w:tcPr>
+            <w:tcW w:type="dxa" w:w="1591"/>
+          </w:tcPr>
+          <w:p>
+            <w:r/>
+            <w:r>
+              <w:t>resourceCategory</w:t>
+            </w:r>
+          </w:p>
+        </w:tc>
+        <w:tc>
+          <w:tcPr>
+            <w:tcW w:type="dxa" w:w="1966"/>
+          </w:tcPr>
+          <w:p>
+            <w:r/>
+            <w:r>
+              <w:t>GET, GET /id, POST, PATCH, DELETE</w:t>
+            </w:r>
+          </w:p>
+        </w:tc>
+      </w:tr>
+      <w:tr>
+        <w:tc>
+          <w:tcPr>
+            <w:tcW w:type="dxa" w:w="1030"/>
+          </w:tcPr>
+          <w:p>
+            <w:r/>
+            <w:r>
+              <w:t>TMF634</w:t>
+            </w:r>
+          </w:p>
+        </w:tc>
+        <w:tc>
+          <w:tcPr>
+            <w:tcW w:type="dxa" w:w="1966"/>
+          </w:tcPr>
+          <w:p>
+            <w:r/>
+            <w:r>
+              <w:t>Resource Catalog Management API</w:t>
+            </w:r>
+          </w:p>
+        </w:tc>
+        <w:tc>
+          <w:tcPr>
+            <w:tcW w:type="dxa" w:w="1591"/>
+          </w:tcPr>
+          <w:p>
+            <w:r/>
+            <w:r>
+              <w:t>Mandatory</w:t>
+            </w:r>
+          </w:p>
+        </w:tc>
+        <w:tc>
+          <w:tcPr>
+            <w:tcW w:type="dxa" w:w="1217"/>
+          </w:tcPr>
+          <w:p>
+            <w:r/>
+            <w:r>
+              <w:t>4</w:t>
+            </w:r>
+          </w:p>
+        </w:tc>
+        <w:tc>
+          <w:tcPr>
+            <w:tcW w:type="dxa" w:w="1591"/>
+          </w:tcPr>
+          <w:p>
+            <w:r/>
+            <w:r>
+              <w:t>resourceSpecification</w:t>
+            </w:r>
+          </w:p>
+        </w:tc>
+        <w:tc>
+          <w:tcPr>
+            <w:tcW w:type="dxa" w:w="1966"/>
+          </w:tcPr>
+          <w:p>
+            <w:r/>
+            <w:r>
+              <w:t>GET, GET /id, POST, PATCH, DELETE</w:t>
+            </w:r>
+          </w:p>
+        </w:tc>
+      </w:tr>
+      <w:tr>
+        <w:tc>
+          <w:tcPr>
+            <w:tcW w:type="dxa" w:w="1030"/>
+          </w:tcPr>
+          <w:p>
+            <w:r/>
+            <w:r>
+              <w:t>TMF634</w:t>
+            </w:r>
+          </w:p>
+        </w:tc>
+        <w:tc>
+          <w:tcPr>
+            <w:tcW w:type="dxa" w:w="1966"/>
+          </w:tcPr>
+          <w:p>
+            <w:r/>
+            <w:r>
+              <w:t>Resource Catalog Management API</w:t>
+            </w:r>
+          </w:p>
+        </w:tc>
+        <w:tc>
+          <w:tcPr>
+            <w:tcW w:type="dxa" w:w="1591"/>
+          </w:tcPr>
+          <w:p>
+            <w:r/>
+            <w:r>
+              <w:t>Mandatory</w:t>
+            </w:r>
+          </w:p>
+        </w:tc>
+        <w:tc>
+          <w:tcPr>
+            <w:tcW w:type="dxa" w:w="1217"/>
+          </w:tcPr>
+          <w:p>
+            <w:r/>
+            <w:r>
+              <w:t>4</w:t>
+            </w:r>
+          </w:p>
+        </w:tc>
+        <w:tc>
+          <w:tcPr>
+            <w:tcW w:type="dxa" w:w="1591"/>
+          </w:tcPr>
+          <w:p>
+            <w:r/>
+            <w:r>
+              <w:t>resourceCandidate</w:t>
+            </w:r>
+          </w:p>
+        </w:tc>
+        <w:tc>
+          <w:tcPr>
+            <w:tcW w:type="dxa" w:w="1966"/>
+          </w:tcPr>
+          <w:p>
+            <w:r/>
+            <w:r>
+              <w:t>GET, GET /id, POST, PATCH, DELETE</w:t>
+            </w:r>
+          </w:p>
+        </w:tc>
+      </w:tr>
+      <w:tr>
+        <w:tc>
+          <w:tcPr>
+            <w:tcW w:type="dxa" w:w="1030"/>
+          </w:tcPr>
+          <w:p>
+            <w:r/>
+            <w:r>
+              <w:t>TMF634</w:t>
+            </w:r>
+          </w:p>
+        </w:tc>
+        <w:tc>
+          <w:tcPr>
+            <w:tcW w:type="dxa" w:w="1966"/>
+          </w:tcPr>
+          <w:p>
+            <w:r/>
+            <w:r>
+              <w:t>Resource Catalog Management API</w:t>
+            </w:r>
+          </w:p>
+        </w:tc>
+        <w:tc>
+          <w:tcPr>
+            <w:tcW w:type="dxa" w:w="1591"/>
+          </w:tcPr>
+          <w:p>
+            <w:r/>
+            <w:r>
+              <w:t>Mandatory</w:t>
+            </w:r>
+          </w:p>
+        </w:tc>
+        <w:tc>
+          <w:tcPr>
+            <w:tcW w:type="dxa" w:w="1217"/>
+          </w:tcPr>
+          <w:p>
+            <w:r/>
+            <w:r>
+              <w:t>4</w:t>
+            </w:r>
+          </w:p>
+        </w:tc>
+        <w:tc>
+          <w:tcPr>
+            <w:tcW w:type="dxa" w:w="1591"/>
+          </w:tcPr>
+          <w:p>
+            <w:r/>
+            <w:r>
+              <w:t>exportJob</w:t>
+            </w:r>
+          </w:p>
+        </w:tc>
+        <w:tc>
+          <w:tcPr>
+            <w:tcW w:type="dxa" w:w="1966"/>
+          </w:tcPr>
+          <w:p>
+            <w:r/>
+            <w:r>
+              <w:t>GET, GET /id, POST, DELETE</w:t>
+            </w:r>
+          </w:p>
+        </w:tc>
+      </w:tr>
+      <w:tr>
+        <w:tc>
+          <w:tcPr>
+            <w:tcW w:type="dxa" w:w="1030"/>
+          </w:tcPr>
+          <w:p>
+            <w:r/>
+            <w:r>
+              <w:t>TMF634</w:t>
+            </w:r>
+          </w:p>
+        </w:tc>
+        <w:tc>
+          <w:tcPr>
+            <w:tcW w:type="dxa" w:w="1966"/>
+          </w:tcPr>
+          <w:p>
+            <w:r/>
+            <w:r>
+              <w:t>Resource Catalog Management API</w:t>
+            </w:r>
+          </w:p>
+        </w:tc>
+        <w:tc>
+          <w:tcPr>
+            <w:tcW w:type="dxa" w:w="1591"/>
+          </w:tcPr>
+          <w:p>
+            <w:r/>
+            <w:r>
+              <w:t>Mandatory</w:t>
+            </w:r>
+          </w:p>
+        </w:tc>
+        <w:tc>
+          <w:tcPr>
+            <w:tcW w:type="dxa" w:w="1217"/>
+          </w:tcPr>
+          <w:p>
+            <w:r/>
+            <w:r>
+              <w:t>4</w:t>
+            </w:r>
+          </w:p>
+        </w:tc>
+        <w:tc>
+          <w:tcPr>
+            <w:tcW w:type="dxa" w:w="1591"/>
+          </w:tcPr>
+          <w:p>
+            <w:r/>
+            <w:r>
+              <w:t>importJob</w:t>
+            </w:r>
+          </w:p>
+        </w:tc>
+        <w:tc>
+          <w:tcPr>
+            <w:tcW w:type="dxa" w:w="1966"/>
+          </w:tcPr>
+          <w:p>
+            <w:r/>
+            <w:r>
+              <w:t>GET, GET /id, POST, DELETE</w:t>
+            </w:r>
+          </w:p>
+        </w:tc>
+      </w:tr>
+      <w:tr>
+        <w:tc>
+          <w:tcPr>
+            <w:tcW w:type="dxa" w:w="1030"/>
+          </w:tcPr>
+          <w:p>
+            <w:r/>
+            <w:r>
               <w:t>TMF701</w:t>
             </w:r>
           </w:p>
         </w:tc>
         <w:tc>
           <w:tcPr>
-            <w:tcW w:type="dxa" w:w="2246"/>
+            <w:tcW w:type="dxa" w:w="1966"/>
           </w:tcPr>
           <w:p>
             <w:r/>
@@ -2109,7 +2681,7 @@
         </w:tc>
         <w:tc>
           <w:tcPr>
-            <w:tcW w:type="dxa" w:w="1778"/>
+            <w:tcW w:type="dxa" w:w="1591"/>
           </w:tcPr>
           <w:p>
             <w:r/>
@@ -2120,7 +2692,7 @@
         </w:tc>
         <w:tc>
           <w:tcPr>
-            <w:tcW w:type="dxa" w:w="1310"/>
+            <w:tcW w:type="dxa" w:w="1217"/>
           </w:tcPr>
           <w:p>
             <w:r/>
@@ -2131,16 +2703,78 @@
         </w:tc>
         <w:tc>
           <w:tcPr>
-            <w:tcW w:type="dxa" w:w="1778"/>
+            <w:tcW w:type="dxa" w:w="1591"/>
           </w:tcPr>
           <w:p>
             <w:r/>
             <w:r>
               <w:t>processFlow</w:t>
             </w:r>
-            <w:r>
-              <w:br/>
-            </w:r>
+          </w:p>
+        </w:tc>
+        <w:tc>
+          <w:tcPr>
+            <w:tcW w:type="dxa" w:w="1966"/>
+          </w:tcPr>
+          <w:p>
+            <w:r/>
+            <w:r>
+              <w:t>POST, GET, GET /id, DELETE</w:t>
+            </w:r>
+          </w:p>
+        </w:tc>
+      </w:tr>
+      <w:tr>
+        <w:tc>
+          <w:tcPr>
+            <w:tcW w:type="dxa" w:w="1030"/>
+          </w:tcPr>
+          <w:p>
+            <w:r/>
+            <w:r>
+              <w:t>TMF701</w:t>
+            </w:r>
+          </w:p>
+        </w:tc>
+        <w:tc>
+          <w:tcPr>
+            <w:tcW w:type="dxa" w:w="1966"/>
+          </w:tcPr>
+          <w:p>
+            <w:r/>
+            <w:r>
+              <w:t>TMF701</w:t>
+            </w:r>
+          </w:p>
+        </w:tc>
+        <w:tc>
+          <w:tcPr>
+            <w:tcW w:type="dxa" w:w="1591"/>
+          </w:tcPr>
+          <w:p>
+            <w:r/>
+            <w:r>
+              <w:t>Optional</w:t>
+            </w:r>
+          </w:p>
+        </w:tc>
+        <w:tc>
+          <w:tcPr>
+            <w:tcW w:type="dxa" w:w="1217"/>
+          </w:tcPr>
+          <w:p>
+            <w:r/>
+            <w:r>
+              <w:t>4</w:t>
+            </w:r>
+          </w:p>
+        </w:tc>
+        <w:tc>
+          <w:tcPr>
+            <w:tcW w:type="dxa" w:w="1591"/>
+          </w:tcPr>
+          <w:p>
+            <w:r/>
             <w:r>
               <w:t>taskFlow</w:t>
             </w:r>
@@ -2148,36 +2782,12 @@
         </w:tc>
         <w:tc>
           <w:tcPr>
-            <w:tcW w:type="dxa" w:w="1217"/>
-          </w:tcPr>
-          <w:p>
-            <w:r/>
-            <w:r>
-              <w:t>POST</w:t>
-            </w:r>
-            <w:r>
-              <w:br/>
-            </w:r>
-            <w:r>
-              <w:t>GET</w:t>
-            </w:r>
-            <w:r>
-              <w:br/>
-            </w:r>
-            <w:r>
-              <w:t>GET /id</w:t>
-            </w:r>
-            <w:r>
-              <w:br/>
-            </w:r>
-            <w:r>
-              <w:t>DELETE</w:t>
-            </w:r>
-            <w:r>
-              <w:br/>
-            </w:r>
-            <w:r>
-              <w:t>PATCH</w:t>
+            <w:tcW w:type="dxa" w:w="1966"/>
+          </w:tcPr>
+          <w:p>
+            <w:r/>
+            <w:r>
+              <w:t>PATCH, GET, GET /id</w:t>
             </w:r>
           </w:p>
         </w:tc>
@@ -2232,7 +2842,7 @@
       <w:r>
         <w:drawing>
           <wp:inline xmlns:a="http://schemas.openxmlformats.org/drawingml/2006/main" xmlns:pic="http://schemas.openxmlformats.org/drawingml/2006/picture">
-            <wp:extent cx="5394960" cy="952052"/>
+            <wp:extent cx="5394960" cy="1003007"/>
             <wp:docPr id="4" name="Picture 4"/>
             <wp:cNvGraphicFramePr>
               <a:graphicFrameLocks noChangeAspect="1"/>
@@ -2253,7 +2863,7 @@
                   <pic:spPr>
                     <a:xfrm>
                       <a:off x="0" y="0"/>
-                      <a:ext cx="5394960" cy="952052"/>
+                      <a:ext cx="5394960" cy="1003007"/>
                     </a:xfrm>
                     <a:prstGeom prst="rect"/>
                   </pic:spPr>
@@ -2309,7 +2919,7 @@
         </w:trPr>
         <w:tc>
           <w:tcPr>
-            <w:tcW w:type="dxa" w:w="1030"/>
+            <w:tcW w:type="dxa" w:w="936"/>
           </w:tcPr>
           <w:p>
             <w:r/>
@@ -2323,7 +2933,7 @@
         </w:tc>
         <w:tc>
           <w:tcPr>
-            <w:tcW w:type="dxa" w:w="2246"/>
+            <w:tcW w:type="dxa" w:w="1966"/>
           </w:tcPr>
           <w:p>
             <w:r/>
@@ -2337,7 +2947,7 @@
         </w:tc>
         <w:tc>
           <w:tcPr>
-            <w:tcW w:type="dxa" w:w="1310"/>
+            <w:tcW w:type="dxa" w:w="1217"/>
           </w:tcPr>
           <w:p>
             <w:r/>
@@ -2351,7 +2961,7 @@
         </w:tc>
         <w:tc>
           <w:tcPr>
-            <w:tcW w:type="dxa" w:w="1685"/>
+            <w:tcW w:type="dxa" w:w="1498"/>
           </w:tcPr>
           <w:p>
             <w:r/>
@@ -2365,7 +2975,7 @@
         </w:tc>
         <w:tc>
           <w:tcPr>
-            <w:tcW w:type="dxa" w:w="1872"/>
+            <w:tcW w:type="dxa" w:w="1685"/>
           </w:tcPr>
           <w:p>
             <w:r/>
@@ -2379,7 +2989,7 @@
         </w:tc>
         <w:tc>
           <w:tcPr>
-            <w:tcW w:type="dxa" w:w="1217"/>
+            <w:tcW w:type="dxa" w:w="2059"/>
           </w:tcPr>
           <w:p>
             <w:r/>
@@ -2395,7 +3005,7 @@
       <w:tr>
         <w:tc>
           <w:tcPr>
-            <w:tcW w:type="dxa" w:w="1030"/>
+            <w:tcW w:type="dxa" w:w="936"/>
           </w:tcPr>
           <w:p>
             <w:r/>
@@ -2406,7 +3016,7 @@
         </w:tc>
         <w:tc>
           <w:tcPr>
-            <w:tcW w:type="dxa" w:w="2246"/>
+            <w:tcW w:type="dxa" w:w="1966"/>
           </w:tcPr>
           <w:p>
             <w:r/>
@@ -2417,7 +3027,7 @@
         </w:tc>
         <w:tc>
           <w:tcPr>
-            <w:tcW w:type="dxa" w:w="1310"/>
+            <w:tcW w:type="dxa" w:w="1217"/>
           </w:tcPr>
           <w:p>
             <w:r/>
@@ -2428,88 +3038,34 @@
         </w:tc>
         <w:tc>
           <w:tcPr>
+            <w:tcW w:type="dxa" w:w="1498"/>
+          </w:tcPr>
+          <w:p>
+            <w:r/>
+            <w:r>
+              <w:t>Optional</w:t>
+            </w:r>
+          </w:p>
+        </w:tc>
+        <w:tc>
+          <w:tcPr>
             <w:tcW w:type="dxa" w:w="1685"/>
           </w:tcPr>
           <w:p>
             <w:r/>
             <w:r>
-              <w:t>Optional</w:t>
-            </w:r>
-          </w:p>
-        </w:tc>
-        <w:tc>
-          <w:tcPr>
-            <w:tcW w:type="dxa" w:w="1872"/>
-          </w:tcPr>
-          <w:p>
-            <w:r/>
-            <w:r>
               <w:t>exportJob</w:t>
             </w:r>
-            <w:r>
-              <w:br/>
-            </w:r>
-            <w:r>
-              <w:t>importJob</w:t>
-            </w:r>
-            <w:r>
-              <w:br/>
-            </w:r>
-            <w:r>
-              <w:t>resourceCandidate</w:t>
-            </w:r>
-            <w:r>
-              <w:br/>
-            </w:r>
-            <w:r>
-              <w:t>resourceCatalog</w:t>
-            </w:r>
-            <w:r>
-              <w:br/>
-            </w:r>
-            <w:r>
-              <w:t>resourceCategory</w:t>
-            </w:r>
-            <w:r>
-              <w:br/>
-            </w:r>
-            <w:r>
-              <w:t>resourceSpecification</w:t>
-            </w:r>
-          </w:p>
-        </w:tc>
-        <w:tc>
-          <w:tcPr>
-            <w:tcW w:type="dxa" w:w="1217"/>
-          </w:tcPr>
-          <w:p>
-            <w:r/>
-            <w:r>
-              <w:t>GET</w:t>
-            </w:r>
-            <w:r>
-              <w:br/>
-            </w:r>
-            <w:r>
-              <w:t>POST</w:t>
-            </w:r>
-            <w:r>
-              <w:br/>
-            </w:r>
-            <w:r>
-              <w:t>DELETE</w:t>
-            </w:r>
-            <w:r>
-              <w:br/>
-            </w:r>
-            <w:r>
-              <w:t>GET /id</w:t>
-            </w:r>
-            <w:r>
-              <w:br/>
-            </w:r>
-            <w:r>
-              <w:t>PATCH</w:t>
+          </w:p>
+        </w:tc>
+        <w:tc>
+          <w:tcPr>
+            <w:tcW w:type="dxa" w:w="2059"/>
+          </w:tcPr>
+          <w:p>
+            <w:r/>
+            <w:r>
+              <w:t>GET, POST, DELETE</w:t>
             </w:r>
           </w:p>
         </w:tc>
@@ -2517,7 +3073,7 @@
       <w:tr>
         <w:tc>
           <w:tcPr>
-            <w:tcW w:type="dxa" w:w="1030"/>
+            <w:tcW w:type="dxa" w:w="936"/>
           </w:tcPr>
           <w:p>
             <w:r/>
@@ -2528,7 +3084,7 @@
         </w:tc>
         <w:tc>
           <w:tcPr>
-            <w:tcW w:type="dxa" w:w="2246"/>
+            <w:tcW w:type="dxa" w:w="1966"/>
           </w:tcPr>
           <w:p>
             <w:r/>
@@ -2539,12 +3095,23 @@
         </w:tc>
         <w:tc>
           <w:tcPr>
-            <w:tcW w:type="dxa" w:w="1310"/>
-          </w:tcPr>
-          <w:p>
-            <w:r/>
-            <w:r>
-              <w:t>4</w:t>
+            <w:tcW w:type="dxa" w:w="1217"/>
+          </w:tcPr>
+          <w:p>
+            <w:r/>
+            <w:r>
+              <w:t>5</w:t>
+            </w:r>
+          </w:p>
+        </w:tc>
+        <w:tc>
+          <w:tcPr>
+            <w:tcW w:type="dxa" w:w="1498"/>
+          </w:tcPr>
+          <w:p>
+            <w:r/>
+            <w:r>
+              <w:t>Optional</w:t>
             </w:r>
           </w:p>
         </w:tc>
@@ -2555,83 +3122,18 @@
           <w:p>
             <w:r/>
             <w:r>
-              <w:t>Optional</w:t>
-            </w:r>
-          </w:p>
-        </w:tc>
-        <w:tc>
-          <w:tcPr>
-            <w:tcW w:type="dxa" w:w="1872"/>
-          </w:tcPr>
-          <w:p>
-            <w:r/>
-            <w:r>
-              <w:t>resourceCatalog</w:t>
-            </w:r>
-            <w:r>
-              <w:br/>
-            </w:r>
-            <w:r>
-              <w:t>resourceCategory</w:t>
-            </w:r>
-            <w:r>
-              <w:br/>
-            </w:r>
-            <w:r>
-              <w:t>resourceSpecification</w:t>
-            </w:r>
-            <w:r>
-              <w:br/>
-            </w:r>
-            <w:r>
-              <w:t>resourceCandidate</w:t>
-            </w:r>
-            <w:r>
-              <w:br/>
-            </w:r>
-            <w:r>
-              <w:t>exportJob</w:t>
-            </w:r>
-            <w:r>
-              <w:br/>
-            </w:r>
-            <w:r>
               <w:t>importJob</w:t>
             </w:r>
           </w:p>
         </w:tc>
         <w:tc>
           <w:tcPr>
-            <w:tcW w:type="dxa" w:w="1217"/>
-          </w:tcPr>
-          <w:p>
-            <w:r/>
-            <w:r>
-              <w:t>GET</w:t>
-            </w:r>
-            <w:r>
-              <w:br/>
-            </w:r>
-            <w:r>
-              <w:t>GET /id</w:t>
-            </w:r>
-            <w:r>
-              <w:br/>
-            </w:r>
-            <w:r>
-              <w:t>POST</w:t>
-            </w:r>
-            <w:r>
-              <w:br/>
-            </w:r>
-            <w:r>
-              <w:t>PATCH</w:t>
-            </w:r>
-            <w:r>
-              <w:br/>
-            </w:r>
-            <w:r>
-              <w:t>DELETE</w:t>
+            <w:tcW w:type="dxa" w:w="2059"/>
+          </w:tcPr>
+          <w:p>
+            <w:r/>
+            <w:r>
+              <w:t>GET, POST, DELETE</w:t>
             </w:r>
           </w:p>
         </w:tc>
@@ -2639,29 +3141,29 @@
       <w:tr>
         <w:tc>
           <w:tcPr>
-            <w:tcW w:type="dxa" w:w="1030"/>
-          </w:tcPr>
-          <w:p>
-            <w:r/>
-            <w:r>
-              <w:t>TMF669</w:t>
-            </w:r>
-          </w:p>
-        </w:tc>
-        <w:tc>
-          <w:tcPr>
-            <w:tcW w:type="dxa" w:w="2246"/>
-          </w:tcPr>
-          <w:p>
-            <w:r/>
-            <w:r>
-              <w:t>Party Role Management API</w:t>
-            </w:r>
-          </w:p>
-        </w:tc>
-        <w:tc>
-          <w:tcPr>
-            <w:tcW w:type="dxa" w:w="1310"/>
+            <w:tcW w:type="dxa" w:w="936"/>
+          </w:tcPr>
+          <w:p>
+            <w:r/>
+            <w:r>
+              <w:t>TMF634</w:t>
+            </w:r>
+          </w:p>
+        </w:tc>
+        <w:tc>
+          <w:tcPr>
+            <w:tcW w:type="dxa" w:w="1966"/>
+          </w:tcPr>
+          <w:p>
+            <w:r/>
+            <w:r>
+              <w:t>Resource Catalog Management API</w:t>
+            </w:r>
+          </w:p>
+        </w:tc>
+        <w:tc>
+          <w:tcPr>
+            <w:tcW w:type="dxa" w:w="1217"/>
           </w:tcPr>
           <w:p>
             <w:r/>
@@ -2672,40 +3174,34 @@
         </w:tc>
         <w:tc>
           <w:tcPr>
+            <w:tcW w:type="dxa" w:w="1498"/>
+          </w:tcPr>
+          <w:p>
+            <w:r/>
+            <w:r>
+              <w:t>Optional</w:t>
+            </w:r>
+          </w:p>
+        </w:tc>
+        <w:tc>
+          <w:tcPr>
             <w:tcW w:type="dxa" w:w="1685"/>
           </w:tcPr>
           <w:p>
             <w:r/>
             <w:r>
-              <w:t>Optional</w:t>
-            </w:r>
-          </w:p>
-        </w:tc>
-        <w:tc>
-          <w:tcPr>
-            <w:tcW w:type="dxa" w:w="1872"/>
-          </w:tcPr>
-          <w:p>
-            <w:r/>
-            <w:r>
-              <w:t>partyRole</w:t>
-            </w:r>
-          </w:p>
-        </w:tc>
-        <w:tc>
-          <w:tcPr>
-            <w:tcW w:type="dxa" w:w="1217"/>
-          </w:tcPr>
-          <w:p>
-            <w:r/>
-            <w:r>
-              <w:t>GET</w:t>
-            </w:r>
-            <w:r>
-              <w:br/>
-            </w:r>
-            <w:r>
-              <w:t>GET /id</w:t>
+              <w:t>resourceCandidate</w:t>
+            </w:r>
+          </w:p>
+        </w:tc>
+        <w:tc>
+          <w:tcPr>
+            <w:tcW w:type="dxa" w:w="2059"/>
+          </w:tcPr>
+          <w:p>
+            <w:r/>
+            <w:r>
+              <w:t>GET, GET /id, POST, PATCH, DELETE</w:t>
             </w:r>
           </w:p>
         </w:tc>
@@ -2713,34 +3209,45 @@
       <w:tr>
         <w:tc>
           <w:tcPr>
-            <w:tcW w:type="dxa" w:w="1030"/>
-          </w:tcPr>
-          <w:p>
-            <w:r/>
-            <w:r>
-              <w:t>TMF669</w:t>
-            </w:r>
-          </w:p>
-        </w:tc>
-        <w:tc>
-          <w:tcPr>
-            <w:tcW w:type="dxa" w:w="2246"/>
-          </w:tcPr>
-          <w:p>
-            <w:r/>
-            <w:r>
-              <w:t>Party Role Management API</w:t>
-            </w:r>
-          </w:p>
-        </w:tc>
-        <w:tc>
-          <w:tcPr>
-            <w:tcW w:type="dxa" w:w="1310"/>
-          </w:tcPr>
-          <w:p>
-            <w:r/>
-            <w:r>
-              <w:t>4</w:t>
+            <w:tcW w:type="dxa" w:w="936"/>
+          </w:tcPr>
+          <w:p>
+            <w:r/>
+            <w:r>
+              <w:t>TMF634</w:t>
+            </w:r>
+          </w:p>
+        </w:tc>
+        <w:tc>
+          <w:tcPr>
+            <w:tcW w:type="dxa" w:w="1966"/>
+          </w:tcPr>
+          <w:p>
+            <w:r/>
+            <w:r>
+              <w:t>Resource Catalog Management API</w:t>
+            </w:r>
+          </w:p>
+        </w:tc>
+        <w:tc>
+          <w:tcPr>
+            <w:tcW w:type="dxa" w:w="1217"/>
+          </w:tcPr>
+          <w:p>
+            <w:r/>
+            <w:r>
+              <w:t>5</w:t>
+            </w:r>
+          </w:p>
+        </w:tc>
+        <w:tc>
+          <w:tcPr>
+            <w:tcW w:type="dxa" w:w="1498"/>
+          </w:tcPr>
+          <w:p>
+            <w:r/>
+            <w:r>
+              <w:t>Optional</w:t>
             </w:r>
           </w:p>
         </w:tc>
@@ -2751,35 +3258,18 @@
           <w:p>
             <w:r/>
             <w:r>
-              <w:t>Optional</w:t>
-            </w:r>
-          </w:p>
-        </w:tc>
-        <w:tc>
-          <w:tcPr>
-            <w:tcW w:type="dxa" w:w="1872"/>
-          </w:tcPr>
-          <w:p>
-            <w:r/>
-            <w:r>
-              <w:t>partyRole</w:t>
-            </w:r>
-          </w:p>
-        </w:tc>
-        <w:tc>
-          <w:tcPr>
-            <w:tcW w:type="dxa" w:w="1217"/>
-          </w:tcPr>
-          <w:p>
-            <w:r/>
-            <w:r>
-              <w:t>GET</w:t>
-            </w:r>
-            <w:r>
-              <w:br/>
-            </w:r>
-            <w:r>
-              <w:t>GET /id</w:t>
+              <w:t>resourceCatalog</w:t>
+            </w:r>
+          </w:p>
+        </w:tc>
+        <w:tc>
+          <w:tcPr>
+            <w:tcW w:type="dxa" w:w="2059"/>
+          </w:tcPr>
+          <w:p>
+            <w:r/>
+            <w:r>
+              <w:t>GET, GET /id</w:t>
             </w:r>
           </w:p>
         </w:tc>
@@ -2787,29 +3277,29 @@
       <w:tr>
         <w:tc>
           <w:tcPr>
-            <w:tcW w:type="dxa" w:w="1030"/>
-          </w:tcPr>
-          <w:p>
-            <w:r/>
-            <w:r>
-              <w:t>TMF632</w:t>
-            </w:r>
-          </w:p>
-        </w:tc>
-        <w:tc>
-          <w:tcPr>
-            <w:tcW w:type="dxa" w:w="2246"/>
-          </w:tcPr>
-          <w:p>
-            <w:r/>
-            <w:r>
-              <w:t>Party Management API</w:t>
-            </w:r>
-          </w:p>
-        </w:tc>
-        <w:tc>
-          <w:tcPr>
-            <w:tcW w:type="dxa" w:w="1310"/>
+            <w:tcW w:type="dxa" w:w="936"/>
+          </w:tcPr>
+          <w:p>
+            <w:r/>
+            <w:r>
+              <w:t>TMF634</w:t>
+            </w:r>
+          </w:p>
+        </w:tc>
+        <w:tc>
+          <w:tcPr>
+            <w:tcW w:type="dxa" w:w="1966"/>
+          </w:tcPr>
+          <w:p>
+            <w:r/>
+            <w:r>
+              <w:t>Resource Catalog Management API</w:t>
+            </w:r>
+          </w:p>
+        </w:tc>
+        <w:tc>
+          <w:tcPr>
+            <w:tcW w:type="dxa" w:w="1217"/>
           </w:tcPr>
           <w:p>
             <w:r/>
@@ -2820,46 +3310,34 @@
         </w:tc>
         <w:tc>
           <w:tcPr>
+            <w:tcW w:type="dxa" w:w="1498"/>
+          </w:tcPr>
+          <w:p>
+            <w:r/>
+            <w:r>
+              <w:t>Optional</w:t>
+            </w:r>
+          </w:p>
+        </w:tc>
+        <w:tc>
+          <w:tcPr>
             <w:tcW w:type="dxa" w:w="1685"/>
           </w:tcPr>
           <w:p>
             <w:r/>
             <w:r>
-              <w:t>Optional</w:t>
-            </w:r>
-          </w:p>
-        </w:tc>
-        <w:tc>
-          <w:tcPr>
-            <w:tcW w:type="dxa" w:w="1872"/>
-          </w:tcPr>
-          <w:p>
-            <w:r/>
-            <w:r>
-              <w:t>individual</w:t>
-            </w:r>
-            <w:r>
-              <w:br/>
-            </w:r>
-            <w:r>
-              <w:t>organization</w:t>
-            </w:r>
-          </w:p>
-        </w:tc>
-        <w:tc>
-          <w:tcPr>
-            <w:tcW w:type="dxa" w:w="1217"/>
-          </w:tcPr>
-          <w:p>
-            <w:r/>
-            <w:r>
-              <w:t>GET</w:t>
-            </w:r>
-            <w:r>
-              <w:br/>
-            </w:r>
-            <w:r>
-              <w:t>GET /id</w:t>
+              <w:t>resourceCategory</w:t>
+            </w:r>
+          </w:p>
+        </w:tc>
+        <w:tc>
+          <w:tcPr>
+            <w:tcW w:type="dxa" w:w="2059"/>
+          </w:tcPr>
+          <w:p>
+            <w:r/>
+            <w:r>
+              <w:t>GET, GET /id, POST, PATCH, DELETE</w:t>
             </w:r>
           </w:p>
         </w:tc>
@@ -2867,34 +3345,45 @@
       <w:tr>
         <w:tc>
           <w:tcPr>
-            <w:tcW w:type="dxa" w:w="1030"/>
-          </w:tcPr>
-          <w:p>
-            <w:r/>
-            <w:r>
-              <w:t>TMF632</w:t>
-            </w:r>
-          </w:p>
-        </w:tc>
-        <w:tc>
-          <w:tcPr>
-            <w:tcW w:type="dxa" w:w="2246"/>
-          </w:tcPr>
-          <w:p>
-            <w:r/>
-            <w:r>
-              <w:t>Party Management API</w:t>
-            </w:r>
-          </w:p>
-        </w:tc>
-        <w:tc>
-          <w:tcPr>
-            <w:tcW w:type="dxa" w:w="1310"/>
-          </w:tcPr>
-          <w:p>
-            <w:r/>
-            <w:r>
-              <w:t>4</w:t>
+            <w:tcW w:type="dxa" w:w="936"/>
+          </w:tcPr>
+          <w:p>
+            <w:r/>
+            <w:r>
+              <w:t>TMF634</w:t>
+            </w:r>
+          </w:p>
+        </w:tc>
+        <w:tc>
+          <w:tcPr>
+            <w:tcW w:type="dxa" w:w="1966"/>
+          </w:tcPr>
+          <w:p>
+            <w:r/>
+            <w:r>
+              <w:t>Resource Catalog Management API</w:t>
+            </w:r>
+          </w:p>
+        </w:tc>
+        <w:tc>
+          <w:tcPr>
+            <w:tcW w:type="dxa" w:w="1217"/>
+          </w:tcPr>
+          <w:p>
+            <w:r/>
+            <w:r>
+              <w:t>5</w:t>
+            </w:r>
+          </w:p>
+        </w:tc>
+        <w:tc>
+          <w:tcPr>
+            <w:tcW w:type="dxa" w:w="1498"/>
+          </w:tcPr>
+          <w:p>
+            <w:r/>
+            <w:r>
+              <w:t>Optional</w:t>
             </w:r>
           </w:p>
         </w:tc>
@@ -2905,41 +3394,18 @@
           <w:p>
             <w:r/>
             <w:r>
-              <w:t>Optional</w:t>
-            </w:r>
-          </w:p>
-        </w:tc>
-        <w:tc>
-          <w:tcPr>
-            <w:tcW w:type="dxa" w:w="1872"/>
-          </w:tcPr>
-          <w:p>
-            <w:r/>
-            <w:r>
-              <w:t>individual</w:t>
-            </w:r>
-            <w:r>
-              <w:br/>
-            </w:r>
-            <w:r>
-              <w:t>organization</w:t>
-            </w:r>
-          </w:p>
-        </w:tc>
-        <w:tc>
-          <w:tcPr>
-            <w:tcW w:type="dxa" w:w="1217"/>
-          </w:tcPr>
-          <w:p>
-            <w:r/>
-            <w:r>
-              <w:t>GET</w:t>
-            </w:r>
-            <w:r>
-              <w:br/>
-            </w:r>
-            <w:r>
-              <w:t>GET /id</w:t>
+              <w:t>resourceSpecification</w:t>
+            </w:r>
+          </w:p>
+        </w:tc>
+        <w:tc>
+          <w:tcPr>
+            <w:tcW w:type="dxa" w:w="2059"/>
+          </w:tcPr>
+          <w:p>
+            <w:r/>
+            <w:r>
+              <w:t>GET, GET /id, POST, PATCH, DELETE</w:t>
             </w:r>
           </w:p>
         </w:tc>
@@ -2947,7 +3413,823 @@
       <w:tr>
         <w:tc>
           <w:tcPr>
-            <w:tcW w:type="dxa" w:w="1030"/>
+            <w:tcW w:type="dxa" w:w="936"/>
+          </w:tcPr>
+          <w:p>
+            <w:r/>
+            <w:r>
+              <w:t>TMF634</w:t>
+            </w:r>
+          </w:p>
+        </w:tc>
+        <w:tc>
+          <w:tcPr>
+            <w:tcW w:type="dxa" w:w="1966"/>
+          </w:tcPr>
+          <w:p>
+            <w:r/>
+            <w:r>
+              <w:t>Resource Catalog Management API</w:t>
+            </w:r>
+          </w:p>
+        </w:tc>
+        <w:tc>
+          <w:tcPr>
+            <w:tcW w:type="dxa" w:w="1217"/>
+          </w:tcPr>
+          <w:p>
+            <w:r/>
+            <w:r>
+              <w:t>4</w:t>
+            </w:r>
+          </w:p>
+        </w:tc>
+        <w:tc>
+          <w:tcPr>
+            <w:tcW w:type="dxa" w:w="1498"/>
+          </w:tcPr>
+          <w:p>
+            <w:r/>
+            <w:r>
+              <w:t>Optional</w:t>
+            </w:r>
+          </w:p>
+        </w:tc>
+        <w:tc>
+          <w:tcPr>
+            <w:tcW w:type="dxa" w:w="1685"/>
+          </w:tcPr>
+          <w:p>
+            <w:r/>
+            <w:r>
+              <w:t>resourceCatalog</w:t>
+            </w:r>
+          </w:p>
+        </w:tc>
+        <w:tc>
+          <w:tcPr>
+            <w:tcW w:type="dxa" w:w="2059"/>
+          </w:tcPr>
+          <w:p>
+            <w:r/>
+            <w:r>
+              <w:t>GET, GET /id</w:t>
+            </w:r>
+          </w:p>
+        </w:tc>
+      </w:tr>
+      <w:tr>
+        <w:tc>
+          <w:tcPr>
+            <w:tcW w:type="dxa" w:w="936"/>
+          </w:tcPr>
+          <w:p>
+            <w:r/>
+            <w:r>
+              <w:t>TMF634</w:t>
+            </w:r>
+          </w:p>
+        </w:tc>
+        <w:tc>
+          <w:tcPr>
+            <w:tcW w:type="dxa" w:w="1966"/>
+          </w:tcPr>
+          <w:p>
+            <w:r/>
+            <w:r>
+              <w:t>Resource Catalog Management API</w:t>
+            </w:r>
+          </w:p>
+        </w:tc>
+        <w:tc>
+          <w:tcPr>
+            <w:tcW w:type="dxa" w:w="1217"/>
+          </w:tcPr>
+          <w:p>
+            <w:r/>
+            <w:r>
+              <w:t>4</w:t>
+            </w:r>
+          </w:p>
+        </w:tc>
+        <w:tc>
+          <w:tcPr>
+            <w:tcW w:type="dxa" w:w="1498"/>
+          </w:tcPr>
+          <w:p>
+            <w:r/>
+            <w:r>
+              <w:t>Optional</w:t>
+            </w:r>
+          </w:p>
+        </w:tc>
+        <w:tc>
+          <w:tcPr>
+            <w:tcW w:type="dxa" w:w="1685"/>
+          </w:tcPr>
+          <w:p>
+            <w:r/>
+            <w:r>
+              <w:t>resourceCategory</w:t>
+            </w:r>
+          </w:p>
+        </w:tc>
+        <w:tc>
+          <w:tcPr>
+            <w:tcW w:type="dxa" w:w="2059"/>
+          </w:tcPr>
+          <w:p>
+            <w:r/>
+            <w:r>
+              <w:t>GET, GET /id, POST, PATCH, DELETE</w:t>
+            </w:r>
+          </w:p>
+        </w:tc>
+      </w:tr>
+      <w:tr>
+        <w:tc>
+          <w:tcPr>
+            <w:tcW w:type="dxa" w:w="936"/>
+          </w:tcPr>
+          <w:p>
+            <w:r/>
+            <w:r>
+              <w:t>TMF634</w:t>
+            </w:r>
+          </w:p>
+        </w:tc>
+        <w:tc>
+          <w:tcPr>
+            <w:tcW w:type="dxa" w:w="1966"/>
+          </w:tcPr>
+          <w:p>
+            <w:r/>
+            <w:r>
+              <w:t>Resource Catalog Management API</w:t>
+            </w:r>
+          </w:p>
+        </w:tc>
+        <w:tc>
+          <w:tcPr>
+            <w:tcW w:type="dxa" w:w="1217"/>
+          </w:tcPr>
+          <w:p>
+            <w:r/>
+            <w:r>
+              <w:t>4</w:t>
+            </w:r>
+          </w:p>
+        </w:tc>
+        <w:tc>
+          <w:tcPr>
+            <w:tcW w:type="dxa" w:w="1498"/>
+          </w:tcPr>
+          <w:p>
+            <w:r/>
+            <w:r>
+              <w:t>Optional</w:t>
+            </w:r>
+          </w:p>
+        </w:tc>
+        <w:tc>
+          <w:tcPr>
+            <w:tcW w:type="dxa" w:w="1685"/>
+          </w:tcPr>
+          <w:p>
+            <w:r/>
+            <w:r>
+              <w:t>resourceSpecification</w:t>
+            </w:r>
+          </w:p>
+        </w:tc>
+        <w:tc>
+          <w:tcPr>
+            <w:tcW w:type="dxa" w:w="2059"/>
+          </w:tcPr>
+          <w:p>
+            <w:r/>
+            <w:r>
+              <w:t>GET, GET /id, POST, PATCH, DELETE</w:t>
+            </w:r>
+          </w:p>
+        </w:tc>
+      </w:tr>
+      <w:tr>
+        <w:tc>
+          <w:tcPr>
+            <w:tcW w:type="dxa" w:w="936"/>
+          </w:tcPr>
+          <w:p>
+            <w:r/>
+            <w:r>
+              <w:t>TMF634</w:t>
+            </w:r>
+          </w:p>
+        </w:tc>
+        <w:tc>
+          <w:tcPr>
+            <w:tcW w:type="dxa" w:w="1966"/>
+          </w:tcPr>
+          <w:p>
+            <w:r/>
+            <w:r>
+              <w:t>Resource Catalog Management API</w:t>
+            </w:r>
+          </w:p>
+        </w:tc>
+        <w:tc>
+          <w:tcPr>
+            <w:tcW w:type="dxa" w:w="1217"/>
+          </w:tcPr>
+          <w:p>
+            <w:r/>
+            <w:r>
+              <w:t>4</w:t>
+            </w:r>
+          </w:p>
+        </w:tc>
+        <w:tc>
+          <w:tcPr>
+            <w:tcW w:type="dxa" w:w="1498"/>
+          </w:tcPr>
+          <w:p>
+            <w:r/>
+            <w:r>
+              <w:t>Optional</w:t>
+            </w:r>
+          </w:p>
+        </w:tc>
+        <w:tc>
+          <w:tcPr>
+            <w:tcW w:type="dxa" w:w="1685"/>
+          </w:tcPr>
+          <w:p>
+            <w:r/>
+            <w:r>
+              <w:t>resourceCandidate</w:t>
+            </w:r>
+          </w:p>
+        </w:tc>
+        <w:tc>
+          <w:tcPr>
+            <w:tcW w:type="dxa" w:w="2059"/>
+          </w:tcPr>
+          <w:p>
+            <w:r/>
+            <w:r>
+              <w:t>GET, GET /id, POST, PATCH, DELETE</w:t>
+            </w:r>
+          </w:p>
+        </w:tc>
+      </w:tr>
+      <w:tr>
+        <w:tc>
+          <w:tcPr>
+            <w:tcW w:type="dxa" w:w="936"/>
+          </w:tcPr>
+          <w:p>
+            <w:r/>
+            <w:r>
+              <w:t>TMF634</w:t>
+            </w:r>
+          </w:p>
+        </w:tc>
+        <w:tc>
+          <w:tcPr>
+            <w:tcW w:type="dxa" w:w="1966"/>
+          </w:tcPr>
+          <w:p>
+            <w:r/>
+            <w:r>
+              <w:t>Resource Catalog Management API</w:t>
+            </w:r>
+          </w:p>
+        </w:tc>
+        <w:tc>
+          <w:tcPr>
+            <w:tcW w:type="dxa" w:w="1217"/>
+          </w:tcPr>
+          <w:p>
+            <w:r/>
+            <w:r>
+              <w:t>4</w:t>
+            </w:r>
+          </w:p>
+        </w:tc>
+        <w:tc>
+          <w:tcPr>
+            <w:tcW w:type="dxa" w:w="1498"/>
+          </w:tcPr>
+          <w:p>
+            <w:r/>
+            <w:r>
+              <w:t>Optional</w:t>
+            </w:r>
+          </w:p>
+        </w:tc>
+        <w:tc>
+          <w:tcPr>
+            <w:tcW w:type="dxa" w:w="1685"/>
+          </w:tcPr>
+          <w:p>
+            <w:r/>
+            <w:r>
+              <w:t>exportJob</w:t>
+            </w:r>
+          </w:p>
+        </w:tc>
+        <w:tc>
+          <w:tcPr>
+            <w:tcW w:type="dxa" w:w="2059"/>
+          </w:tcPr>
+          <w:p>
+            <w:r/>
+            <w:r>
+              <w:t>GET, POST, DELETE</w:t>
+            </w:r>
+          </w:p>
+        </w:tc>
+      </w:tr>
+      <w:tr>
+        <w:tc>
+          <w:tcPr>
+            <w:tcW w:type="dxa" w:w="936"/>
+          </w:tcPr>
+          <w:p>
+            <w:r/>
+            <w:r>
+              <w:t>TMF634</w:t>
+            </w:r>
+          </w:p>
+        </w:tc>
+        <w:tc>
+          <w:tcPr>
+            <w:tcW w:type="dxa" w:w="1966"/>
+          </w:tcPr>
+          <w:p>
+            <w:r/>
+            <w:r>
+              <w:t>Resource Catalog Management API</w:t>
+            </w:r>
+          </w:p>
+        </w:tc>
+        <w:tc>
+          <w:tcPr>
+            <w:tcW w:type="dxa" w:w="1217"/>
+          </w:tcPr>
+          <w:p>
+            <w:r/>
+            <w:r>
+              <w:t>4</w:t>
+            </w:r>
+          </w:p>
+        </w:tc>
+        <w:tc>
+          <w:tcPr>
+            <w:tcW w:type="dxa" w:w="1498"/>
+          </w:tcPr>
+          <w:p>
+            <w:r/>
+            <w:r>
+              <w:t>Optional</w:t>
+            </w:r>
+          </w:p>
+        </w:tc>
+        <w:tc>
+          <w:tcPr>
+            <w:tcW w:type="dxa" w:w="1685"/>
+          </w:tcPr>
+          <w:p>
+            <w:r/>
+            <w:r>
+              <w:t>importJob</w:t>
+            </w:r>
+          </w:p>
+        </w:tc>
+        <w:tc>
+          <w:tcPr>
+            <w:tcW w:type="dxa" w:w="2059"/>
+          </w:tcPr>
+          <w:p>
+            <w:r/>
+            <w:r>
+              <w:t>GET, POST, DELETE</w:t>
+            </w:r>
+          </w:p>
+        </w:tc>
+      </w:tr>
+      <w:tr>
+        <w:tc>
+          <w:tcPr>
+            <w:tcW w:type="dxa" w:w="936"/>
+          </w:tcPr>
+          <w:p>
+            <w:r/>
+            <w:r>
+              <w:t>TMF669</w:t>
+            </w:r>
+          </w:p>
+        </w:tc>
+        <w:tc>
+          <w:tcPr>
+            <w:tcW w:type="dxa" w:w="1966"/>
+          </w:tcPr>
+          <w:p>
+            <w:r/>
+            <w:r>
+              <w:t>Party Role Management API</w:t>
+            </w:r>
+          </w:p>
+        </w:tc>
+        <w:tc>
+          <w:tcPr>
+            <w:tcW w:type="dxa" w:w="1217"/>
+          </w:tcPr>
+          <w:p>
+            <w:r/>
+            <w:r>
+              <w:t>5</w:t>
+            </w:r>
+          </w:p>
+        </w:tc>
+        <w:tc>
+          <w:tcPr>
+            <w:tcW w:type="dxa" w:w="1498"/>
+          </w:tcPr>
+          <w:p>
+            <w:r/>
+            <w:r>
+              <w:t>Optional</w:t>
+            </w:r>
+          </w:p>
+        </w:tc>
+        <w:tc>
+          <w:tcPr>
+            <w:tcW w:type="dxa" w:w="1685"/>
+          </w:tcPr>
+          <w:p>
+            <w:r/>
+            <w:r>
+              <w:t>partyRole</w:t>
+            </w:r>
+          </w:p>
+        </w:tc>
+        <w:tc>
+          <w:tcPr>
+            <w:tcW w:type="dxa" w:w="2059"/>
+          </w:tcPr>
+          <w:p>
+            <w:r/>
+            <w:r>
+              <w:t>GET, GET /id</w:t>
+            </w:r>
+          </w:p>
+        </w:tc>
+      </w:tr>
+      <w:tr>
+        <w:tc>
+          <w:tcPr>
+            <w:tcW w:type="dxa" w:w="936"/>
+          </w:tcPr>
+          <w:p>
+            <w:r/>
+            <w:r>
+              <w:t>TMF669</w:t>
+            </w:r>
+          </w:p>
+        </w:tc>
+        <w:tc>
+          <w:tcPr>
+            <w:tcW w:type="dxa" w:w="1966"/>
+          </w:tcPr>
+          <w:p>
+            <w:r/>
+            <w:r>
+              <w:t>Party Role Management API</w:t>
+            </w:r>
+          </w:p>
+        </w:tc>
+        <w:tc>
+          <w:tcPr>
+            <w:tcW w:type="dxa" w:w="1217"/>
+          </w:tcPr>
+          <w:p>
+            <w:r/>
+            <w:r>
+              <w:t>4</w:t>
+            </w:r>
+          </w:p>
+        </w:tc>
+        <w:tc>
+          <w:tcPr>
+            <w:tcW w:type="dxa" w:w="1498"/>
+          </w:tcPr>
+          <w:p>
+            <w:r/>
+            <w:r>
+              <w:t>Optional</w:t>
+            </w:r>
+          </w:p>
+        </w:tc>
+        <w:tc>
+          <w:tcPr>
+            <w:tcW w:type="dxa" w:w="1685"/>
+          </w:tcPr>
+          <w:p>
+            <w:r/>
+            <w:r>
+              <w:t>partyRole</w:t>
+            </w:r>
+          </w:p>
+        </w:tc>
+        <w:tc>
+          <w:tcPr>
+            <w:tcW w:type="dxa" w:w="2059"/>
+          </w:tcPr>
+          <w:p>
+            <w:r/>
+            <w:r>
+              <w:t>GET, GET /id</w:t>
+            </w:r>
+          </w:p>
+        </w:tc>
+      </w:tr>
+      <w:tr>
+        <w:tc>
+          <w:tcPr>
+            <w:tcW w:type="dxa" w:w="936"/>
+          </w:tcPr>
+          <w:p>
+            <w:r/>
+            <w:r>
+              <w:t>TMF632</w:t>
+            </w:r>
+          </w:p>
+        </w:tc>
+        <w:tc>
+          <w:tcPr>
+            <w:tcW w:type="dxa" w:w="1966"/>
+          </w:tcPr>
+          <w:p>
+            <w:r/>
+            <w:r>
+              <w:t>Party Management API</w:t>
+            </w:r>
+          </w:p>
+        </w:tc>
+        <w:tc>
+          <w:tcPr>
+            <w:tcW w:type="dxa" w:w="1217"/>
+          </w:tcPr>
+          <w:p>
+            <w:r/>
+            <w:r>
+              <w:t>5</w:t>
+            </w:r>
+          </w:p>
+        </w:tc>
+        <w:tc>
+          <w:tcPr>
+            <w:tcW w:type="dxa" w:w="1498"/>
+          </w:tcPr>
+          <w:p>
+            <w:r/>
+            <w:r>
+              <w:t>Optional</w:t>
+            </w:r>
+          </w:p>
+        </w:tc>
+        <w:tc>
+          <w:tcPr>
+            <w:tcW w:type="dxa" w:w="1685"/>
+          </w:tcPr>
+          <w:p>
+            <w:r/>
+            <w:r>
+              <w:t>individual</w:t>
+            </w:r>
+          </w:p>
+        </w:tc>
+        <w:tc>
+          <w:tcPr>
+            <w:tcW w:type="dxa" w:w="2059"/>
+          </w:tcPr>
+          <w:p>
+            <w:r/>
+            <w:r>
+              <w:t>GET, GET /id</w:t>
+            </w:r>
+          </w:p>
+        </w:tc>
+      </w:tr>
+      <w:tr>
+        <w:tc>
+          <w:tcPr>
+            <w:tcW w:type="dxa" w:w="936"/>
+          </w:tcPr>
+          <w:p>
+            <w:r/>
+            <w:r>
+              <w:t>TMF632</w:t>
+            </w:r>
+          </w:p>
+        </w:tc>
+        <w:tc>
+          <w:tcPr>
+            <w:tcW w:type="dxa" w:w="1966"/>
+          </w:tcPr>
+          <w:p>
+            <w:r/>
+            <w:r>
+              <w:t>Party Management API</w:t>
+            </w:r>
+          </w:p>
+        </w:tc>
+        <w:tc>
+          <w:tcPr>
+            <w:tcW w:type="dxa" w:w="1217"/>
+          </w:tcPr>
+          <w:p>
+            <w:r/>
+            <w:r>
+              <w:t>5</w:t>
+            </w:r>
+          </w:p>
+        </w:tc>
+        <w:tc>
+          <w:tcPr>
+            <w:tcW w:type="dxa" w:w="1498"/>
+          </w:tcPr>
+          <w:p>
+            <w:r/>
+            <w:r>
+              <w:t>Optional</w:t>
+            </w:r>
+          </w:p>
+        </w:tc>
+        <w:tc>
+          <w:tcPr>
+            <w:tcW w:type="dxa" w:w="1685"/>
+          </w:tcPr>
+          <w:p>
+            <w:r/>
+            <w:r>
+              <w:t>organization</w:t>
+            </w:r>
+          </w:p>
+        </w:tc>
+        <w:tc>
+          <w:tcPr>
+            <w:tcW w:type="dxa" w:w="2059"/>
+          </w:tcPr>
+          <w:p>
+            <w:r/>
+            <w:r>
+              <w:t>GET, GET /id</w:t>
+            </w:r>
+          </w:p>
+        </w:tc>
+      </w:tr>
+      <w:tr>
+        <w:tc>
+          <w:tcPr>
+            <w:tcW w:type="dxa" w:w="936"/>
+          </w:tcPr>
+          <w:p>
+            <w:r/>
+            <w:r>
+              <w:t>TMF632</w:t>
+            </w:r>
+          </w:p>
+        </w:tc>
+        <w:tc>
+          <w:tcPr>
+            <w:tcW w:type="dxa" w:w="1966"/>
+          </w:tcPr>
+          <w:p>
+            <w:r/>
+            <w:r>
+              <w:t>Party Management API</w:t>
+            </w:r>
+          </w:p>
+        </w:tc>
+        <w:tc>
+          <w:tcPr>
+            <w:tcW w:type="dxa" w:w="1217"/>
+          </w:tcPr>
+          <w:p>
+            <w:r/>
+            <w:r>
+              <w:t>4</w:t>
+            </w:r>
+          </w:p>
+        </w:tc>
+        <w:tc>
+          <w:tcPr>
+            <w:tcW w:type="dxa" w:w="1498"/>
+          </w:tcPr>
+          <w:p>
+            <w:r/>
+            <w:r>
+              <w:t>Optional</w:t>
+            </w:r>
+          </w:p>
+        </w:tc>
+        <w:tc>
+          <w:tcPr>
+            <w:tcW w:type="dxa" w:w="1685"/>
+          </w:tcPr>
+          <w:p>
+            <w:r/>
+            <w:r>
+              <w:t>individual</w:t>
+            </w:r>
+          </w:p>
+        </w:tc>
+        <w:tc>
+          <w:tcPr>
+            <w:tcW w:type="dxa" w:w="2059"/>
+          </w:tcPr>
+          <w:p>
+            <w:r/>
+            <w:r>
+              <w:t>GET, GET /id</w:t>
+            </w:r>
+          </w:p>
+        </w:tc>
+      </w:tr>
+      <w:tr>
+        <w:tc>
+          <w:tcPr>
+            <w:tcW w:type="dxa" w:w="936"/>
+          </w:tcPr>
+          <w:p>
+            <w:r/>
+            <w:r>
+              <w:t>TMF632</w:t>
+            </w:r>
+          </w:p>
+        </w:tc>
+        <w:tc>
+          <w:tcPr>
+            <w:tcW w:type="dxa" w:w="1966"/>
+          </w:tcPr>
+          <w:p>
+            <w:r/>
+            <w:r>
+              <w:t>Party Management API</w:t>
+            </w:r>
+          </w:p>
+        </w:tc>
+        <w:tc>
+          <w:tcPr>
+            <w:tcW w:type="dxa" w:w="1217"/>
+          </w:tcPr>
+          <w:p>
+            <w:r/>
+            <w:r>
+              <w:t>4</w:t>
+            </w:r>
+          </w:p>
+        </w:tc>
+        <w:tc>
+          <w:tcPr>
+            <w:tcW w:type="dxa" w:w="1498"/>
+          </w:tcPr>
+          <w:p>
+            <w:r/>
+            <w:r>
+              <w:t>Optional</w:t>
+            </w:r>
+          </w:p>
+        </w:tc>
+        <w:tc>
+          <w:tcPr>
+            <w:tcW w:type="dxa" w:w="1685"/>
+          </w:tcPr>
+          <w:p>
+            <w:r/>
+            <w:r>
+              <w:t>organization</w:t>
+            </w:r>
+          </w:p>
+        </w:tc>
+        <w:tc>
+          <w:tcPr>
+            <w:tcW w:type="dxa" w:w="2059"/>
+          </w:tcPr>
+          <w:p>
+            <w:r/>
+            <w:r>
+              <w:t>GET, GET /id</w:t>
+            </w:r>
+          </w:p>
+        </w:tc>
+      </w:tr>
+      <w:tr>
+        <w:tc>
+          <w:tcPr>
+            <w:tcW w:type="dxa" w:w="936"/>
           </w:tcPr>
           <w:p>
             <w:r/>
@@ -2958,7 +4240,7 @@
         </w:tc>
         <w:tc>
           <w:tcPr>
-            <w:tcW w:type="dxa" w:w="2246"/>
+            <w:tcW w:type="dxa" w:w="1966"/>
           </w:tcPr>
           <w:p>
             <w:r/>
@@ -2969,7 +4251,7 @@
         </w:tc>
         <w:tc>
           <w:tcPr>
-            <w:tcW w:type="dxa" w:w="1310"/>
+            <w:tcW w:type="dxa" w:w="1217"/>
           </w:tcPr>
           <w:p>
             <w:r/>
@@ -2980,27 +4262,89 @@
         </w:tc>
         <w:tc>
           <w:tcPr>
+            <w:tcW w:type="dxa" w:w="1498"/>
+          </w:tcPr>
+          <w:p>
+            <w:r/>
+            <w:r>
+              <w:t>Optional</w:t>
+            </w:r>
+          </w:p>
+        </w:tc>
+        <w:tc>
+          <w:tcPr>
             <w:tcW w:type="dxa" w:w="1685"/>
           </w:tcPr>
           <w:p>
             <w:r/>
             <w:r>
+              <w:t>entitySpecification</w:t>
+            </w:r>
+          </w:p>
+        </w:tc>
+        <w:tc>
+          <w:tcPr>
+            <w:tcW w:type="dxa" w:w="2059"/>
+          </w:tcPr>
+          <w:p>
+            <w:r/>
+            <w:r>
+              <w:t>GET, GET /id</w:t>
+            </w:r>
+          </w:p>
+        </w:tc>
+      </w:tr>
+      <w:tr>
+        <w:tc>
+          <w:tcPr>
+            <w:tcW w:type="dxa" w:w="936"/>
+          </w:tcPr>
+          <w:p>
+            <w:r/>
+            <w:r>
+              <w:t>TMF662</w:t>
+            </w:r>
+          </w:p>
+        </w:tc>
+        <w:tc>
+          <w:tcPr>
+            <w:tcW w:type="dxa" w:w="1966"/>
+          </w:tcPr>
+          <w:p>
+            <w:r/>
+            <w:r>
+              <w:t>Entity Catalog Management API</w:t>
+            </w:r>
+          </w:p>
+        </w:tc>
+        <w:tc>
+          <w:tcPr>
+            <w:tcW w:type="dxa" w:w="1217"/>
+          </w:tcPr>
+          <w:p>
+            <w:r/>
+            <w:r>
+              <w:t>4</w:t>
+            </w:r>
+          </w:p>
+        </w:tc>
+        <w:tc>
+          <w:tcPr>
+            <w:tcW w:type="dxa" w:w="1498"/>
+          </w:tcPr>
+          <w:p>
+            <w:r/>
+            <w:r>
               <w:t>Optional</w:t>
             </w:r>
           </w:p>
         </w:tc>
         <w:tc>
           <w:tcPr>
-            <w:tcW w:type="dxa" w:w="1872"/>
-          </w:tcPr>
-          <w:p>
-            <w:r/>
-            <w:r>
-              <w:t>entitySpecification</w:t>
-            </w:r>
-            <w:r>
-              <w:br/>
-            </w:r>
+            <w:tcW w:type="dxa" w:w="1685"/>
+          </w:tcPr>
+          <w:p>
+            <w:r/>
             <w:r>
               <w:t>associationSpecification</w:t>
             </w:r>
@@ -3008,18 +4352,12 @@
         </w:tc>
         <w:tc>
           <w:tcPr>
-            <w:tcW w:type="dxa" w:w="1217"/>
-          </w:tcPr>
-          <w:p>
-            <w:r/>
-            <w:r>
-              <w:t>GET</w:t>
-            </w:r>
-            <w:r>
-              <w:br/>
-            </w:r>
-            <w:r>
-              <w:t>GET /id</w:t>
+            <w:tcW w:type="dxa" w:w="2059"/>
+          </w:tcPr>
+          <w:p>
+            <w:r/>
+            <w:r>
+              <w:t>GET, GET /id</w:t>
             </w:r>
           </w:p>
         </w:tc>

--- a/specifications/TMFC010-ResourceCatalogManagement/Diagrams/TMFC010_Resource_Catalog_Management.docx
+++ b/specifications/TMFC010-ResourceCatalogManagement/Diagrams/TMFC010_Resource_Catalog_Management.docx
@@ -155,6 +155,9 @@
         </w:tc>
       </w:tr>
       <w:tr>
+        <w:trPr>
+          <w:cantSplit/>
+        </w:trPr>
         <w:tc>
           <w:tcPr>
             <w:tcW w:type="dxa" w:w="2621"/>
@@ -358,6 +361,9 @@
         </w:tc>
       </w:tr>
       <w:tr>
+        <w:trPr>
+          <w:cantSplit/>
+        </w:trPr>
         <w:tc>
           <w:tcPr>
             <w:tcW w:type="dxa" w:w="1404"/>
@@ -404,6 +410,9 @@
         </w:tc>
       </w:tr>
       <w:tr>
+        <w:trPr>
+          <w:cantSplit/>
+        </w:trPr>
         <w:tc>
           <w:tcPr>
             <w:tcW w:type="dxa" w:w="1404"/>
@@ -450,6 +459,9 @@
         </w:tc>
       </w:tr>
       <w:tr>
+        <w:trPr>
+          <w:cantSplit/>
+        </w:trPr>
         <w:tc>
           <w:tcPr>
             <w:tcW w:type="dxa" w:w="1404"/>
@@ -496,6 +508,9 @@
         </w:tc>
       </w:tr>
       <w:tr>
+        <w:trPr>
+          <w:cantSplit/>
+        </w:trPr>
         <w:tc>
           <w:tcPr>
             <w:tcW w:type="dxa" w:w="1404"/>
@@ -542,6 +557,9 @@
         </w:tc>
       </w:tr>
       <w:tr>
+        <w:trPr>
+          <w:cantSplit/>
+        </w:trPr>
         <w:tc>
           <w:tcPr>
             <w:tcW w:type="dxa" w:w="1404"/>
@@ -588,6 +606,9 @@
         </w:tc>
       </w:tr>
       <w:tr>
+        <w:trPr>
+          <w:cantSplit/>
+        </w:trPr>
         <w:tc>
           <w:tcPr>
             <w:tcW w:type="dxa" w:w="1404"/>
@@ -634,6 +655,9 @@
         </w:tc>
       </w:tr>
       <w:tr>
+        <w:trPr>
+          <w:cantSplit/>
+        </w:trPr>
         <w:tc>
           <w:tcPr>
             <w:tcW w:type="dxa" w:w="1404"/>
@@ -721,7 +745,7 @@
         </w:trPr>
         <w:tc>
           <w:tcPr>
-            <w:tcW w:type="dxa" w:w="1778"/>
+            <w:tcW w:type="dxa" w:w="1966"/>
           </w:tcPr>
           <w:p>
             <w:r/>
@@ -735,7 +759,7 @@
         </w:tc>
         <w:tc>
           <w:tcPr>
-            <w:tcW w:type="dxa" w:w="2621"/>
+            <w:tcW w:type="dxa" w:w="2527"/>
           </w:tcPr>
           <w:p>
             <w:r/>
@@ -749,7 +773,7 @@
         </w:tc>
         <w:tc>
           <w:tcPr>
-            <w:tcW w:type="dxa" w:w="2246"/>
+            <w:tcW w:type="dxa" w:w="2340"/>
           </w:tcPr>
           <w:p>
             <w:r/>
@@ -763,7 +787,7 @@
         </w:tc>
         <w:tc>
           <w:tcPr>
-            <w:tcW w:type="dxa" w:w="2714"/>
+            <w:tcW w:type="dxa" w:w="2527"/>
           </w:tcPr>
           <w:p>
             <w:r/>
@@ -777,20 +801,23 @@
         </w:tc>
       </w:tr>
       <w:tr>
-        <w:tc>
-          <w:tcPr>
-            <w:tcW w:type="dxa" w:w="1778"/>
-          </w:tcPr>
-          <w:p>
-            <w:r/>
-            <w:r>
-              <w:t>Resource Specification</w:t>
-            </w:r>
-          </w:p>
-        </w:tc>
-        <w:tc>
-          <w:tcPr>
-            <w:tcW w:type="dxa" w:w="2621"/>
+        <w:trPr>
+          <w:cantSplit/>
+        </w:trPr>
+        <w:tc>
+          <w:tcPr>
+            <w:tcW w:type="dxa" w:w="1966"/>
+          </w:tcPr>
+          <w:p>
+            <w:r/>
+            <w:r>
+              <w:t>Resource Specification ABE</w:t>
+            </w:r>
+          </w:p>
+        </w:tc>
+        <w:tc>
+          <w:tcPr>
+            <w:tcW w:type="dxa" w:w="2527"/>
           </w:tcPr>
           <w:p>
             <w:r/>
@@ -801,16 +828,16 @@
         </w:tc>
         <w:tc>
           <w:tcPr>
-            <w:tcW w:type="dxa" w:w="2246"/>
-          </w:tcPr>
-          <w:p>
-            <w:r/>
-            <w:r/>
-          </w:p>
-        </w:tc>
-        <w:tc>
-          <w:tcPr>
-            <w:tcW w:type="dxa" w:w="2714"/>
+            <w:tcW w:type="dxa" w:w="2340"/>
+          </w:tcPr>
+          <w:p>
+            <w:r/>
+            <w:r/>
+          </w:p>
+        </w:tc>
+        <w:tc>
+          <w:tcPr>
+            <w:tcW w:type="dxa" w:w="2527"/>
           </w:tcPr>
           <w:p>
             <w:r/>
@@ -821,20 +848,23 @@
         </w:tc>
       </w:tr>
       <w:tr>
-        <w:tc>
-          <w:tcPr>
-            <w:tcW w:type="dxa" w:w="1778"/>
-          </w:tcPr>
-          <w:p>
-            <w:r/>
-            <w:r>
-              <w:t>Resource Performance</w:t>
-            </w:r>
-          </w:p>
-        </w:tc>
-        <w:tc>
-          <w:tcPr>
-            <w:tcW w:type="dxa" w:w="2621"/>
+        <w:trPr>
+          <w:cantSplit/>
+        </w:trPr>
+        <w:tc>
+          <w:tcPr>
+            <w:tcW w:type="dxa" w:w="1966"/>
+          </w:tcPr>
+          <w:p>
+            <w:r/>
+            <w:r>
+              <w:t>Resource Performance ABE</w:t>
+            </w:r>
+          </w:p>
+        </w:tc>
+        <w:tc>
+          <w:tcPr>
+            <w:tcW w:type="dxa" w:w="2527"/>
           </w:tcPr>
           <w:p>
             <w:r/>
@@ -845,18 +875,18 @@
         </w:tc>
         <w:tc>
           <w:tcPr>
-            <w:tcW w:type="dxa" w:w="2246"/>
-          </w:tcPr>
-          <w:p>
-            <w:r/>
-            <w:r>
-              <w:t>ResourcePerformanceSpecification</w:t>
-            </w:r>
-          </w:p>
-        </w:tc>
-        <w:tc>
-          <w:tcPr>
-            <w:tcW w:type="dxa" w:w="2714"/>
+            <w:tcW w:type="dxa" w:w="2340"/>
+          </w:tcPr>
+          <w:p>
+            <w:r/>
+            <w:r>
+              <w:t>ResourcePerformanceSpecification BE</w:t>
+            </w:r>
+          </w:p>
+        </w:tc>
+        <w:tc>
+          <w:tcPr>
+            <w:tcW w:type="dxa" w:w="2527"/>
           </w:tcPr>
           <w:p>
             <w:r/>
@@ -867,20 +897,23 @@
         </w:tc>
       </w:tr>
       <w:tr>
-        <w:tc>
-          <w:tcPr>
-            <w:tcW w:type="dxa" w:w="1778"/>
-          </w:tcPr>
-          <w:p>
-            <w:r/>
-            <w:r>
-              <w:t>Resource Usage</w:t>
-            </w:r>
-          </w:p>
-        </w:tc>
-        <w:tc>
-          <w:tcPr>
-            <w:tcW w:type="dxa" w:w="2621"/>
+        <w:trPr>
+          <w:cantSplit/>
+        </w:trPr>
+        <w:tc>
+          <w:tcPr>
+            <w:tcW w:type="dxa" w:w="1966"/>
+          </w:tcPr>
+          <w:p>
+            <w:r/>
+            <w:r>
+              <w:t>Resource Usage ABE</w:t>
+            </w:r>
+          </w:p>
+        </w:tc>
+        <w:tc>
+          <w:tcPr>
+            <w:tcW w:type="dxa" w:w="2527"/>
           </w:tcPr>
           <w:p>
             <w:r/>
@@ -891,18 +924,18 @@
         </w:tc>
         <w:tc>
           <w:tcPr>
-            <w:tcW w:type="dxa" w:w="2246"/>
-          </w:tcPr>
-          <w:p>
-            <w:r/>
-            <w:r>
-              <w:t>ResourceUsageSpec</w:t>
-            </w:r>
-          </w:p>
-        </w:tc>
-        <w:tc>
-          <w:tcPr>
-            <w:tcW w:type="dxa" w:w="2714"/>
+            <w:tcW w:type="dxa" w:w="2340"/>
+          </w:tcPr>
+          <w:p>
+            <w:r/>
+            <w:r>
+              <w:t>ResourceUsageSpec BE</w:t>
+            </w:r>
+          </w:p>
+        </w:tc>
+        <w:tc>
+          <w:tcPr>
+            <w:tcW w:type="dxa" w:w="2527"/>
           </w:tcPr>
           <w:p>
             <w:r/>
@@ -913,20 +946,23 @@
         </w:tc>
       </w:tr>
       <w:tr>
-        <w:tc>
-          <w:tcPr>
-            <w:tcW w:type="dxa" w:w="1778"/>
-          </w:tcPr>
-          <w:p>
-            <w:r/>
-            <w:r>
-              <w:t>Resource Configuration</w:t>
-            </w:r>
-          </w:p>
-        </w:tc>
-        <w:tc>
-          <w:tcPr>
-            <w:tcW w:type="dxa" w:w="2621"/>
+        <w:trPr>
+          <w:cantSplit/>
+        </w:trPr>
+        <w:tc>
+          <w:tcPr>
+            <w:tcW w:type="dxa" w:w="1966"/>
+          </w:tcPr>
+          <w:p>
+            <w:r/>
+            <w:r>
+              <w:t>Resource Configuration ABE</w:t>
+            </w:r>
+          </w:p>
+        </w:tc>
+        <w:tc>
+          <w:tcPr>
+            <w:tcW w:type="dxa" w:w="2527"/>
           </w:tcPr>
           <w:p>
             <w:r/>
@@ -937,18 +973,18 @@
         </w:tc>
         <w:tc>
           <w:tcPr>
-            <w:tcW w:type="dxa" w:w="2246"/>
-          </w:tcPr>
-          <w:p>
-            <w:r/>
-            <w:r>
-              <w:t>ResourceConfigSpec</w:t>
-            </w:r>
-          </w:p>
-        </w:tc>
-        <w:tc>
-          <w:tcPr>
-            <w:tcW w:type="dxa" w:w="2714"/>
+            <w:tcW w:type="dxa" w:w="2340"/>
+          </w:tcPr>
+          <w:p>
+            <w:r/>
+            <w:r>
+              <w:t>ResourceConfigSpec BE</w:t>
+            </w:r>
+          </w:p>
+        </w:tc>
+        <w:tc>
+          <w:tcPr>
+            <w:tcW w:type="dxa" w:w="2527"/>
           </w:tcPr>
           <w:p>
             <w:r/>
@@ -1032,7 +1068,7 @@
               <w:rPr>
                 <w:b/>
               </w:rPr>
-              <w:t>Aggregate Function Level 1</w:t>
+              <w:t>Aggregate Function L1</w:t>
             </w:r>
           </w:p>
         </w:tc>
@@ -1046,7 +1082,7 @@
               <w:rPr>
                 <w:b/>
               </w:rPr>
-              <w:t>Aggregate Function Level 2</w:t>
+              <w:t>Aggregate Function L2</w:t>
             </w:r>
           </w:p>
         </w:tc>
@@ -1066,6 +1102,9 @@
         </w:tc>
       </w:tr>
       <w:tr>
+        <w:trPr>
+          <w:cantSplit/>
+        </w:trPr>
         <w:tc>
           <w:tcPr>
             <w:tcW w:type="dxa" w:w="1123"/>
@@ -1123,6 +1162,9 @@
         </w:tc>
       </w:tr>
       <w:tr>
+        <w:trPr>
+          <w:cantSplit/>
+        </w:trPr>
         <w:tc>
           <w:tcPr>
             <w:tcW w:type="dxa" w:w="1123"/>
@@ -1180,6 +1222,9 @@
         </w:tc>
       </w:tr>
       <w:tr>
+        <w:trPr>
+          <w:cantSplit/>
+        </w:trPr>
         <w:tc>
           <w:tcPr>
             <w:tcW w:type="dxa" w:w="1123"/>
@@ -1237,6 +1282,9 @@
         </w:tc>
       </w:tr>
       <w:tr>
+        <w:trPr>
+          <w:cantSplit/>
+        </w:trPr>
         <w:tc>
           <w:tcPr>
             <w:tcW w:type="dxa" w:w="1123"/>
@@ -1294,6 +1342,9 @@
         </w:tc>
       </w:tr>
       <w:tr>
+        <w:trPr>
+          <w:cantSplit/>
+        </w:trPr>
         <w:tc>
           <w:tcPr>
             <w:tcW w:type="dxa" w:w="1123"/>
@@ -1351,6 +1402,9 @@
         </w:tc>
       </w:tr>
       <w:tr>
+        <w:trPr>
+          <w:cantSplit/>
+        </w:trPr>
         <w:tc>
           <w:tcPr>
             <w:tcW w:type="dxa" w:w="1123"/>
@@ -1408,6 +1462,9 @@
         </w:tc>
       </w:tr>
       <w:tr>
+        <w:trPr>
+          <w:cantSplit/>
+        </w:trPr>
         <w:tc>
           <w:tcPr>
             <w:tcW w:type="dxa" w:w="1123"/>
@@ -1465,6 +1522,9 @@
         </w:tc>
       </w:tr>
       <w:tr>
+        <w:trPr>
+          <w:cantSplit/>
+        </w:trPr>
         <w:tc>
           <w:tcPr>
             <w:tcW w:type="dxa" w:w="1123"/>
@@ -1522,6 +1582,9 @@
         </w:tc>
       </w:tr>
       <w:tr>
+        <w:trPr>
+          <w:cantSplit/>
+        </w:trPr>
         <w:tc>
           <w:tcPr>
             <w:tcW w:type="dxa" w:w="1123"/>
@@ -1579,6 +1642,9 @@
         </w:tc>
       </w:tr>
       <w:tr>
+        <w:trPr>
+          <w:cantSplit/>
+        </w:trPr>
         <w:tc>
           <w:tcPr>
             <w:tcW w:type="dxa" w:w="1123"/>
@@ -1841,6 +1907,9 @@
         </w:tc>
       </w:tr>
       <w:tr>
+        <w:trPr>
+          <w:cantSplit/>
+        </w:trPr>
         <w:tc>
           <w:tcPr>
             <w:tcW w:type="dxa" w:w="1030"/>
@@ -1909,6 +1978,9 @@
         </w:tc>
       </w:tr>
       <w:tr>
+        <w:trPr>
+          <w:cantSplit/>
+        </w:trPr>
         <w:tc>
           <w:tcPr>
             <w:tcW w:type="dxa" w:w="1030"/>
@@ -1977,6 +2049,9 @@
         </w:tc>
       </w:tr>
       <w:tr>
+        <w:trPr>
+          <w:cantSplit/>
+        </w:trPr>
         <w:tc>
           <w:tcPr>
             <w:tcW w:type="dxa" w:w="1030"/>
@@ -2045,6 +2120,9 @@
         </w:tc>
       </w:tr>
       <w:tr>
+        <w:trPr>
+          <w:cantSplit/>
+        </w:trPr>
         <w:tc>
           <w:tcPr>
             <w:tcW w:type="dxa" w:w="1030"/>
@@ -2113,6 +2191,9 @@
         </w:tc>
       </w:tr>
       <w:tr>
+        <w:trPr>
+          <w:cantSplit/>
+        </w:trPr>
         <w:tc>
           <w:tcPr>
             <w:tcW w:type="dxa" w:w="1030"/>
@@ -2181,6 +2262,9 @@
         </w:tc>
       </w:tr>
       <w:tr>
+        <w:trPr>
+          <w:cantSplit/>
+        </w:trPr>
         <w:tc>
           <w:tcPr>
             <w:tcW w:type="dxa" w:w="1030"/>
@@ -2249,6 +2333,9 @@
         </w:tc>
       </w:tr>
       <w:tr>
+        <w:trPr>
+          <w:cantSplit/>
+        </w:trPr>
         <w:tc>
           <w:tcPr>
             <w:tcW w:type="dxa" w:w="1030"/>
@@ -2317,6 +2404,9 @@
         </w:tc>
       </w:tr>
       <w:tr>
+        <w:trPr>
+          <w:cantSplit/>
+        </w:trPr>
         <w:tc>
           <w:tcPr>
             <w:tcW w:type="dxa" w:w="1030"/>
@@ -2385,6 +2475,9 @@
         </w:tc>
       </w:tr>
       <w:tr>
+        <w:trPr>
+          <w:cantSplit/>
+        </w:trPr>
         <w:tc>
           <w:tcPr>
             <w:tcW w:type="dxa" w:w="1030"/>
@@ -2453,6 +2546,9 @@
         </w:tc>
       </w:tr>
       <w:tr>
+        <w:trPr>
+          <w:cantSplit/>
+        </w:trPr>
         <w:tc>
           <w:tcPr>
             <w:tcW w:type="dxa" w:w="1030"/>
@@ -2521,6 +2617,9 @@
         </w:tc>
       </w:tr>
       <w:tr>
+        <w:trPr>
+          <w:cantSplit/>
+        </w:trPr>
         <w:tc>
           <w:tcPr>
             <w:tcW w:type="dxa" w:w="1030"/>
@@ -2589,6 +2688,9 @@
         </w:tc>
       </w:tr>
       <w:tr>
+        <w:trPr>
+          <w:cantSplit/>
+        </w:trPr>
         <w:tc>
           <w:tcPr>
             <w:tcW w:type="dxa" w:w="1030"/>
@@ -2657,6 +2759,9 @@
         </w:tc>
       </w:tr>
       <w:tr>
+        <w:trPr>
+          <w:cantSplit/>
+        </w:trPr>
         <w:tc>
           <w:tcPr>
             <w:tcW w:type="dxa" w:w="1030"/>
@@ -2725,6 +2830,9 @@
         </w:tc>
       </w:tr>
       <w:tr>
+        <w:trPr>
+          <w:cantSplit/>
+        </w:trPr>
         <w:tc>
           <w:tcPr>
             <w:tcW w:type="dxa" w:w="1030"/>
@@ -3003,6 +3111,9 @@
         </w:tc>
       </w:tr>
       <w:tr>
+        <w:trPr>
+          <w:cantSplit/>
+        </w:trPr>
         <w:tc>
           <w:tcPr>
             <w:tcW w:type="dxa" w:w="936"/>
@@ -3071,6 +3182,9 @@
         </w:tc>
       </w:tr>
       <w:tr>
+        <w:trPr>
+          <w:cantSplit/>
+        </w:trPr>
         <w:tc>
           <w:tcPr>
             <w:tcW w:type="dxa" w:w="936"/>
@@ -3139,6 +3253,9 @@
         </w:tc>
       </w:tr>
       <w:tr>
+        <w:trPr>
+          <w:cantSplit/>
+        </w:trPr>
         <w:tc>
           <w:tcPr>
             <w:tcW w:type="dxa" w:w="936"/>
@@ -3207,6 +3324,9 @@
         </w:tc>
       </w:tr>
       <w:tr>
+        <w:trPr>
+          <w:cantSplit/>
+        </w:trPr>
         <w:tc>
           <w:tcPr>
             <w:tcW w:type="dxa" w:w="936"/>
@@ -3275,6 +3395,9 @@
         </w:tc>
       </w:tr>
       <w:tr>
+        <w:trPr>
+          <w:cantSplit/>
+        </w:trPr>
         <w:tc>
           <w:tcPr>
             <w:tcW w:type="dxa" w:w="936"/>
@@ -3343,6 +3466,9 @@
         </w:tc>
       </w:tr>
       <w:tr>
+        <w:trPr>
+          <w:cantSplit/>
+        </w:trPr>
         <w:tc>
           <w:tcPr>
             <w:tcW w:type="dxa" w:w="936"/>
@@ -3411,6 +3537,9 @@
         </w:tc>
       </w:tr>
       <w:tr>
+        <w:trPr>
+          <w:cantSplit/>
+        </w:trPr>
         <w:tc>
           <w:tcPr>
             <w:tcW w:type="dxa" w:w="936"/>
@@ -3479,6 +3608,9 @@
         </w:tc>
       </w:tr>
       <w:tr>
+        <w:trPr>
+          <w:cantSplit/>
+        </w:trPr>
         <w:tc>
           <w:tcPr>
             <w:tcW w:type="dxa" w:w="936"/>
@@ -3547,6 +3679,9 @@
         </w:tc>
       </w:tr>
       <w:tr>
+        <w:trPr>
+          <w:cantSplit/>
+        </w:trPr>
         <w:tc>
           <w:tcPr>
             <w:tcW w:type="dxa" w:w="936"/>
@@ -3615,6 +3750,9 @@
         </w:tc>
       </w:tr>
       <w:tr>
+        <w:trPr>
+          <w:cantSplit/>
+        </w:trPr>
         <w:tc>
           <w:tcPr>
             <w:tcW w:type="dxa" w:w="936"/>
@@ -3683,6 +3821,9 @@
         </w:tc>
       </w:tr>
       <w:tr>
+        <w:trPr>
+          <w:cantSplit/>
+        </w:trPr>
         <w:tc>
           <w:tcPr>
             <w:tcW w:type="dxa" w:w="936"/>
@@ -3751,6 +3892,9 @@
         </w:tc>
       </w:tr>
       <w:tr>
+        <w:trPr>
+          <w:cantSplit/>
+        </w:trPr>
         <w:tc>
           <w:tcPr>
             <w:tcW w:type="dxa" w:w="936"/>
@@ -3819,6 +3963,9 @@
         </w:tc>
       </w:tr>
       <w:tr>
+        <w:trPr>
+          <w:cantSplit/>
+        </w:trPr>
         <w:tc>
           <w:tcPr>
             <w:tcW w:type="dxa" w:w="936"/>
@@ -3887,6 +4034,9 @@
         </w:tc>
       </w:tr>
       <w:tr>
+        <w:trPr>
+          <w:cantSplit/>
+        </w:trPr>
         <w:tc>
           <w:tcPr>
             <w:tcW w:type="dxa" w:w="936"/>
@@ -3955,6 +4105,9 @@
         </w:tc>
       </w:tr>
       <w:tr>
+        <w:trPr>
+          <w:cantSplit/>
+        </w:trPr>
         <w:tc>
           <w:tcPr>
             <w:tcW w:type="dxa" w:w="936"/>
@@ -4023,6 +4176,9 @@
         </w:tc>
       </w:tr>
       <w:tr>
+        <w:trPr>
+          <w:cantSplit/>
+        </w:trPr>
         <w:tc>
           <w:tcPr>
             <w:tcW w:type="dxa" w:w="936"/>
@@ -4091,6 +4247,9 @@
         </w:tc>
       </w:tr>
       <w:tr>
+        <w:trPr>
+          <w:cantSplit/>
+        </w:trPr>
         <w:tc>
           <w:tcPr>
             <w:tcW w:type="dxa" w:w="936"/>
@@ -4159,6 +4318,9 @@
         </w:tc>
       </w:tr>
       <w:tr>
+        <w:trPr>
+          <w:cantSplit/>
+        </w:trPr>
         <w:tc>
           <w:tcPr>
             <w:tcW w:type="dxa" w:w="936"/>
@@ -4227,6 +4389,9 @@
         </w:tc>
       </w:tr>
       <w:tr>
+        <w:trPr>
+          <w:cantSplit/>
+        </w:trPr>
         <w:tc>
           <w:tcPr>
             <w:tcW w:type="dxa" w:w="936"/>
@@ -4295,6 +4460,9 @@
         </w:tc>
       </w:tr>
       <w:tr>
+        <w:trPr>
+          <w:cantSplit/>
+        </w:trPr>
         <w:tc>
           <w:tcPr>
             <w:tcW w:type="dxa" w:w="936"/>
@@ -4541,6 +4709,9 @@
         </w:tc>
       </w:tr>
       <w:tr>
+        <w:trPr>
+          <w:cantSplit/>
+        </w:trPr>
         <w:tc>
           <w:tcPr>
             <w:tcW w:type="dxa" w:w="1310"/>
@@ -4660,6 +4831,9 @@
         </w:tc>
       </w:tr>
       <w:tr>
+        <w:trPr>
+          <w:cantSplit/>
+        </w:trPr>
         <w:tc>
           <w:tcPr>
             <w:tcW w:type="dxa" w:w="1310"/>
@@ -4864,6 +5038,9 @@
         </w:tc>
       </w:tr>
       <w:tr>
+        <w:trPr>
+          <w:cantSplit/>
+        </w:trPr>
         <w:tc>
           <w:tcPr>
             <w:tcW w:type="dxa" w:w="1310"/>
@@ -4917,6 +5094,9 @@
         </w:tc>
       </w:tr>
       <w:tr>
+        <w:trPr>
+          <w:cantSplit/>
+        </w:trPr>
         <w:tc>
           <w:tcPr>
             <w:tcW w:type="dxa" w:w="1310"/>
@@ -4952,6 +5132,9 @@
         </w:tc>
       </w:tr>
       <w:tr>
+        <w:trPr>
+          <w:cantSplit/>
+        </w:trPr>
         <w:tc>
           <w:tcPr>
             <w:tcW w:type="dxa" w:w="1310"/>
@@ -5120,6 +5303,9 @@
         </w:tc>
       </w:tr>
       <w:tr>
+        <w:trPr>
+          <w:cantSplit/>
+        </w:trPr>
         <w:tc>
           <w:tcPr>
             <w:tcW w:type="dxa" w:w="5990"/>
@@ -5144,6 +5330,9 @@
         </w:tc>
       </w:tr>
       <w:tr>
+        <w:trPr>
+          <w:cantSplit/>
+        </w:trPr>
         <w:tc>
           <w:tcPr>
             <w:tcW w:type="dxa" w:w="5990"/>
@@ -5168,6 +5357,9 @@
         </w:tc>
       </w:tr>
       <w:tr>
+        <w:trPr>
+          <w:cantSplit/>
+        </w:trPr>
         <w:tc>
           <w:tcPr>
             <w:tcW w:type="dxa" w:w="5990"/>
@@ -5349,6 +5541,9 @@
         </w:tc>
       </w:tr>
       <w:tr>
+        <w:trPr>
+          <w:cantSplit/>
+        </w:trPr>
         <w:tc>
           <w:tcPr>
             <w:tcW w:type="dxa" w:w="1591"/>
@@ -5395,6 +5590,9 @@
         </w:tc>
       </w:tr>
       <w:tr>
+        <w:trPr>
+          <w:cantSplit/>
+        </w:trPr>
         <w:tc>
           <w:tcPr>
             <w:tcW w:type="dxa" w:w="1591"/>
@@ -5441,6 +5639,9 @@
         </w:tc>
       </w:tr>
       <w:tr>
+        <w:trPr>
+          <w:cantSplit/>
+        </w:trPr>
         <w:tc>
           <w:tcPr>
             <w:tcW w:type="dxa" w:w="1591"/>
@@ -5487,6 +5688,9 @@
         </w:tc>
       </w:tr>
       <w:tr>
+        <w:trPr>
+          <w:cantSplit/>
+        </w:trPr>
         <w:tc>
           <w:tcPr>
             <w:tcW w:type="dxa" w:w="1591"/>
@@ -5533,6 +5737,9 @@
         </w:tc>
       </w:tr>
       <w:tr>
+        <w:trPr>
+          <w:cantSplit/>
+        </w:trPr>
         <w:tc>
           <w:tcPr>
             <w:tcW w:type="dxa" w:w="1591"/>
@@ -5579,6 +5786,9 @@
         </w:tc>
       </w:tr>
       <w:tr>
+        <w:trPr>
+          <w:cantSplit/>
+        </w:trPr>
         <w:tc>
           <w:tcPr>
             <w:tcW w:type="dxa" w:w="1591"/>
@@ -5625,6 +5835,9 @@
         </w:tc>
       </w:tr>
       <w:tr>
+        <w:trPr>
+          <w:cantSplit/>
+        </w:trPr>
         <w:tc>
           <w:tcPr>
             <w:tcW w:type="dxa" w:w="1591"/>
@@ -5671,6 +5884,9 @@
         </w:tc>
       </w:tr>
       <w:tr>
+        <w:trPr>
+          <w:cantSplit/>
+        </w:trPr>
         <w:tc>
           <w:tcPr>
             <w:tcW w:type="dxa" w:w="1591"/>
@@ -5717,6 +5933,9 @@
         </w:tc>
       </w:tr>
       <w:tr>
+        <w:trPr>
+          <w:cantSplit/>
+        </w:trPr>
         <w:tc>
           <w:tcPr>
             <w:tcW w:type="dxa" w:w="1591"/>
@@ -5763,6 +5982,9 @@
         </w:tc>
       </w:tr>
       <w:tr>
+        <w:trPr>
+          <w:cantSplit/>
+        </w:trPr>
         <w:tc>
           <w:tcPr>
             <w:tcW w:type="dxa" w:w="1591"/>
@@ -5809,6 +6031,9 @@
         </w:tc>
       </w:tr>
       <w:tr>
+        <w:trPr>
+          <w:cantSplit/>
+        </w:trPr>
         <w:tc>
           <w:tcPr>
             <w:tcW w:type="dxa" w:w="1591"/>
@@ -5855,6 +6080,9 @@
         </w:tc>
       </w:tr>
       <w:tr>
+        <w:trPr>
+          <w:cantSplit/>
+        </w:trPr>
         <w:tc>
           <w:tcPr>
             <w:tcW w:type="dxa" w:w="1591"/>
@@ -5901,6 +6129,9 @@
         </w:tc>
       </w:tr>
       <w:tr>
+        <w:trPr>
+          <w:cantSplit/>
+        </w:trPr>
         <w:tc>
           <w:tcPr>
             <w:tcW w:type="dxa" w:w="1591"/>
@@ -5947,6 +6178,9 @@
         </w:tc>
       </w:tr>
       <w:tr>
+        <w:trPr>
+          <w:cantSplit/>
+        </w:trPr>
         <w:tc>
           <w:tcPr>
             <w:tcW w:type="dxa" w:w="1591"/>
@@ -6085,6 +6319,9 @@
         </w:tc>
       </w:tr>
       <w:tr>
+        <w:trPr>
+          <w:cantSplit/>
+        </w:trPr>
         <w:tc>
           <w:tcPr>
             <w:tcW w:type="dxa" w:w="1778"/>
@@ -6131,6 +6368,9 @@
         </w:tc>
       </w:tr>
       <w:tr>
+        <w:trPr>
+          <w:cantSplit/>
+        </w:trPr>
         <w:tc>
           <w:tcPr>
             <w:tcW w:type="dxa" w:w="1778"/>
@@ -6177,6 +6417,9 @@
         </w:tc>
       </w:tr>
       <w:tr>
+        <w:trPr>
+          <w:cantSplit/>
+        </w:trPr>
         <w:tc>
           <w:tcPr>
             <w:tcW w:type="dxa" w:w="1778"/>
@@ -6223,6 +6466,9 @@
         </w:tc>
       </w:tr>
       <w:tr>
+        <w:trPr>
+          <w:cantSplit/>
+        </w:trPr>
         <w:tc>
           <w:tcPr>
             <w:tcW w:type="dxa" w:w="1778"/>
@@ -6269,6 +6515,9 @@
         </w:tc>
       </w:tr>
       <w:tr>
+        <w:trPr>
+          <w:cantSplit/>
+        </w:trPr>
         <w:tc>
           <w:tcPr>
             <w:tcW w:type="dxa" w:w="1778"/>
@@ -6315,6 +6564,9 @@
         </w:tc>
       </w:tr>
       <w:tr>
+        <w:trPr>
+          <w:cantSplit/>
+        </w:trPr>
         <w:tc>
           <w:tcPr>
             <w:tcW w:type="dxa" w:w="1778"/>
@@ -6361,6 +6613,9 @@
         </w:tc>
       </w:tr>
       <w:tr>
+        <w:trPr>
+          <w:cantSplit/>
+        </w:trPr>
         <w:tc>
           <w:tcPr>
             <w:tcW w:type="dxa" w:w="1778"/>
@@ -6407,6 +6662,9 @@
         </w:tc>
       </w:tr>
       <w:tr>
+        <w:trPr>
+          <w:cantSplit/>
+        </w:trPr>
         <w:tc>
           <w:tcPr>
             <w:tcW w:type="dxa" w:w="1778"/>
@@ -6453,6 +6711,9 @@
         </w:tc>
       </w:tr>
       <w:tr>
+        <w:trPr>
+          <w:cantSplit/>
+        </w:trPr>
         <w:tc>
           <w:tcPr>
             <w:tcW w:type="dxa" w:w="1778"/>
@@ -6499,6 +6760,9 @@
         </w:tc>
       </w:tr>
       <w:tr>
+        <w:trPr>
+          <w:cantSplit/>
+        </w:trPr>
         <w:tc>
           <w:tcPr>
             <w:tcW w:type="dxa" w:w="1778"/>
@@ -6545,6 +6809,9 @@
         </w:tc>
       </w:tr>
       <w:tr>
+        <w:trPr>
+          <w:cantSplit/>
+        </w:trPr>
         <w:tc>
           <w:tcPr>
             <w:tcW w:type="dxa" w:w="1778"/>
@@ -6591,6 +6858,9 @@
         </w:tc>
       </w:tr>
       <w:tr>
+        <w:trPr>
+          <w:cantSplit/>
+        </w:trPr>
         <w:tc>
           <w:tcPr>
             <w:tcW w:type="dxa" w:w="1778"/>
@@ -6637,6 +6907,9 @@
         </w:tc>
       </w:tr>
       <w:tr>
+        <w:trPr>
+          <w:cantSplit/>
+        </w:trPr>
         <w:tc>
           <w:tcPr>
             <w:tcW w:type="dxa" w:w="1778"/>
@@ -6765,6 +7038,9 @@
         </w:tc>
       </w:tr>
       <w:tr>
+        <w:trPr>
+          <w:cantSplit/>
+        </w:trPr>
         <w:tc>
           <w:tcPr>
             <w:tcW w:type="dxa" w:w="3463"/>
@@ -6800,6 +7076,9 @@
         </w:tc>
       </w:tr>
       <w:tr>
+        <w:trPr>
+          <w:cantSplit/>
+        </w:trPr>
         <w:tc>
           <w:tcPr>
             <w:tcW w:type="dxa" w:w="3463"/>
@@ -6835,6 +7114,9 @@
         </w:tc>
       </w:tr>
       <w:tr>
+        <w:trPr>
+          <w:cantSplit/>
+        </w:trPr>
         <w:tc>
           <w:tcPr>
             <w:tcW w:type="dxa" w:w="3463"/>
@@ -6870,6 +7152,9 @@
         </w:tc>
       </w:tr>
       <w:tr>
+        <w:trPr>
+          <w:cantSplit/>
+        </w:trPr>
         <w:tc>
           <w:tcPr>
             <w:tcW w:type="dxa" w:w="3463"/>
@@ -6905,6 +7190,9 @@
         </w:tc>
       </w:tr>
       <w:tr>
+        <w:trPr>
+          <w:cantSplit/>
+        </w:trPr>
         <w:tc>
           <w:tcPr>
             <w:tcW w:type="dxa" w:w="3463"/>
@@ -6940,6 +7228,9 @@
         </w:tc>
       </w:tr>
       <w:tr>
+        <w:trPr>
+          <w:cantSplit/>
+        </w:trPr>
         <w:tc>
           <w:tcPr>
             <w:tcW w:type="dxa" w:w="3463"/>
@@ -6975,6 +7266,9 @@
         </w:tc>
       </w:tr>
       <w:tr>
+        <w:trPr>
+          <w:cantSplit/>
+        </w:trPr>
         <w:tc>
           <w:tcPr>
             <w:tcW w:type="dxa" w:w="3463"/>
@@ -7010,6 +7304,9 @@
         </w:tc>
       </w:tr>
       <w:tr>
+        <w:trPr>
+          <w:cantSplit/>
+        </w:trPr>
         <w:tc>
           <w:tcPr>
             <w:tcW w:type="dxa" w:w="3463"/>
@@ -7045,6 +7342,9 @@
         </w:tc>
       </w:tr>
       <w:tr>
+        <w:trPr>
+          <w:cantSplit/>
+        </w:trPr>
         <w:tc>
           <w:tcPr>
             <w:tcW w:type="dxa" w:w="3463"/>
@@ -7080,6 +7380,9 @@
         </w:tc>
       </w:tr>
       <w:tr>
+        <w:trPr>
+          <w:cantSplit/>
+        </w:trPr>
         <w:tc>
           <w:tcPr>
             <w:tcW w:type="dxa" w:w="3463"/>
@@ -7115,6 +7418,9 @@
         </w:tc>
       </w:tr>
       <w:tr>
+        <w:trPr>
+          <w:cantSplit/>
+        </w:trPr>
         <w:tc>
           <w:tcPr>
             <w:tcW w:type="dxa" w:w="3463"/>
